--- a/docs/content/t_tests/t_tests_activity.docx
+++ b/docs/content/t_tests/t_tests_activity.docx
@@ -26,7 +26,7 @@
         <w:t xml:space="preserve">Bill Perry</w:t>
       </w:r>
     </w:p>
-    <w:bookmarkStart w:id="10" w:name="worksheet-t-tests-one-two-paired"/>
+    <w:bookmarkStart w:id="15" w:name="worksheet-t-tests-one-two-paired"/>
     <w:p>
       <w:pPr>
         <w:pStyle w:val="Heading1"/>
@@ -37,13 +37,37 @@
     </w:p>
     <w:p>
       <w:pPr>
+        <w:pStyle w:val="FirstParagraph"/>
+      </w:pPr>
+      <w:hyperlink r:id="rId9">
+        <w:r>
+          <w:rPr>
+            <w:rStyle w:val="Hyperlink"/>
+          </w:rPr>
+          <w:t xml:space="preserve">📥 Download the data (.csv)</w:t>
+        </w:r>
+      </w:hyperlink>
+      <w:r>
+        <w:t xml:space="preserve"> </w:t>
+      </w:r>
+      <w:hyperlink r:id="rId10">
+        <w:r>
+          <w:rPr>
+            <w:rStyle w:val="Hyperlink"/>
+          </w:rPr>
+          <w:t xml:space="preserve">📥 Download the data (.xlsx)</w:t>
+        </w:r>
+      </w:hyperlink>
+    </w:p>
+    <w:p>
+      <w:pPr>
         <w:pStyle w:val="Heading2"/>
       </w:pPr>
-      <w:bookmarkStart w:id="9" w:name="how-to-use-this-worksheet"/>
+      <w:bookmarkStart w:id="11" w:name="how-to-use-this-worksheet"/>
       <w:r>
         <w:t xml:space="preserve">How to use this worksheet</w:t>
       </w:r>
-      <w:bookmarkEnd w:id="9"/>
+      <w:bookmarkEnd w:id="11"/>
     </w:p>
     <w:p>
       <w:pPr>
@@ -117,6 +141,613 @@
         <w:t xml:space="preserve">are optional bonus material that goes a bit further than what we covered in lecture.</w:t>
       </w:r>
     </w:p>
+    <w:p>
+      <w:pPr>
+        <w:pStyle w:val="BlockText"/>
+      </w:pPr>
+      <w:r>
+        <w:rPr>
+          <w:b/>
+          <w:bCs/>
+        </w:rPr>
+        <w:t xml:space="preserve">Every grey</w:t>
+      </w:r>
+      <w:r>
+        <w:rPr>
+          <w:b/>
+          <w:bCs/>
+        </w:rPr>
+        <w:t xml:space="preserve"> </w:t>
+      </w:r>
+      <w:r>
+        <w:rPr>
+          <w:rStyle w:val="VerbatimChar"/>
+          <w:b/>
+          <w:bCs/>
+        </w:rPr>
+        <w:t xml:space="preserve">r</w:t>
+      </w:r>
+      <w:r>
+        <w:rPr>
+          <w:b/>
+          <w:bCs/>
+        </w:rPr>
+        <w:t xml:space="preserve"> </w:t>
+      </w:r>
+      <w:r>
+        <w:rPr>
+          <w:b/>
+          <w:bCs/>
+        </w:rPr>
+        <w:t xml:space="preserve">box below is code you type into an R script — not into the Console.</w:t>
+      </w:r>
+      <w:r>
+        <w:t xml:space="preserve"> </w:t>
+      </w:r>
+      <w:r>
+        <w:t xml:space="preserve">Before you start:</w:t>
+      </w:r>
+      <w:r>
+        <w:t xml:space="preserve"> </w:t>
+      </w:r>
+      <w:r>
+        <w:rPr>
+          <w:b/>
+          <w:bCs/>
+        </w:rPr>
+        <w:t xml:space="preserve">File → New File → R Script</w:t>
+      </w:r>
+      <w:r>
+        <w:t xml:space="preserve">, and save it as</w:t>
+      </w:r>
+      <w:r>
+        <w:t xml:space="preserve"> </w:t>
+      </w:r>
+      <w:r>
+        <w:rPr>
+          <w:rStyle w:val="VerbatimChar"/>
+        </w:rPr>
+        <w:t xml:space="preserve">06_t_tests.R</w:t>
+      </w:r>
+      <w:r>
+        <w:t xml:space="preserve"> </w:t>
+      </w:r>
+      <w:r>
+        <w:t xml:space="preserve">in your project’s</w:t>
+      </w:r>
+      <w:r>
+        <w:t xml:space="preserve"> </w:t>
+      </w:r>
+      <w:r>
+        <w:rPr>
+          <w:rStyle w:val="VerbatimChar"/>
+        </w:rPr>
+        <w:t xml:space="preserve">scripts/</w:t>
+      </w:r>
+      <w:r>
+        <w:t xml:space="preserve"> </w:t>
+      </w:r>
+      <w:r>
+        <w:t xml:space="preserve">folder. Then work down the worksheet, adding each block to the bottom of that one script, in order.</w:t>
+      </w:r>
+    </w:p>
+    <w:p>
+      <w:pPr>
+        <w:pStyle w:val="BlockText"/>
+      </w:pPr>
+      <w:r>
+        <w:rPr>
+          <w:b/>
+          <w:bCs/>
+        </w:rPr>
+        <w:t xml:space="preserve">Type the</w:t>
+      </w:r>
+      <w:r>
+        <w:rPr>
+          <w:b/>
+          <w:bCs/>
+        </w:rPr>
+        <w:t xml:space="preserve"> </w:t>
+      </w:r>
+      <w:r>
+        <w:rPr>
+          <w:rStyle w:val="VerbatimChar"/>
+          <w:b/>
+          <w:bCs/>
+        </w:rPr>
+        <w:t xml:space="preserve"># ── Part …</w:t>
+      </w:r>
+      <w:r>
+        <w:rPr>
+          <w:b/>
+          <w:bCs/>
+        </w:rPr>
+        <w:t xml:space="preserve"> </w:t>
+      </w:r>
+      <w:r>
+        <w:rPr>
+          <w:b/>
+          <w:bCs/>
+        </w:rPr>
+        <w:t xml:space="preserve">header comment at the top of each block, too.</w:t>
+      </w:r>
+      <w:r>
+        <w:t xml:space="preserve"> </w:t>
+      </w:r>
+      <w:r>
+        <w:t xml:space="preserve">Those comment lines are not decoration — they are how your script stays navigable, how you find your way back to a block that broke, and how I find your work when I read your script. A block with no header comment is a block I cannot place. In RStudio they also show up in the document outline (the</w:t>
+      </w:r>
+      <w:r>
+        <w:t xml:space="preserve"> </w:t>
+      </w:r>
+      <w:r>
+        <w:rPr>
+          <w:rStyle w:val="VerbatimChar"/>
+        </w:rPr>
+        <w:t xml:space="preserve">≡</w:t>
+      </w:r>
+      <w:r>
+        <w:t xml:space="preserve"> </w:t>
+      </w:r>
+      <w:r>
+        <w:t xml:space="preserve">button at the bottom-left of the editor) so you can jump straight to any part.</w:t>
+      </w:r>
+    </w:p>
+    <w:tbl>
+      <w:tblPr>
+        <w:tblStyle w:val="Table"/>
+        <w:tblLook w:firstRow="0" w:lastRow="0" w:firstColumn="0" w:lastColumn="0" w:noHBand="0" w:noVBand="0" w:val="0000"/>
+        <w:tblBorders>
+          <w:top w:val="single" w:sz="4" w:space="0" w:color="CC1914"/>
+          <w:left w:val="single" w:sz="24" w:space="0" w:color="CC1914"/>
+          <w:bottom w:val="single" w:sz="4" w:space="0" w:color="CC1914"/>
+          <w:right w:val="single" w:sz="4" w:space="0" w:color="CC1914"/>
+        </w:tblBorders>
+        <w:tblCellMar>
+          <w:left w:w="144" w:type="dxa"/>
+          <w:right w:w="144" w:type="dxa"/>
+        </w:tblCellMar>
+        <w:tblLook w:firstRow="0" w:lastRow="0" w:firstColumn="0" w:lastColumn="0" w:noHBand="0" w:noVBand="0" w:val="0000"/>
+      </w:tblPr>
+      <w:tr>
+        <w:trPr>
+          <w:cantSplit/>
+        </w:trPr>
+        <w:tc>
+          <w:tcPr>
+            <w:shd w:color="auto" w:fill="f7dddc" w:val="clear"/>
+            <w:tcMar>
+              <w:top w:w="92" w:type="dxa"/>
+              <w:bottom w:w="92" w:type="dxa"/>
+            </w:tcMar>
+          </w:tcPr>
+          <w:p>
+            <w:pPr>
+              <w:pStyle w:val="FirstParagraph"/>
+            </w:pPr>
+            <w:pPr>
+              <w:spacing w:before="0" w:after="0"/>
+              <w:textAlignment w:val="center"/>
+            </w:pPr>
+            <w:r>
+              <w:drawing>
+                <wp:inline>
+                  <wp:extent cx="152400" cy="152400"/>
+                  <wp:effectExtent b="0" l="0" r="0" t="0"/>
+                  <wp:docPr descr="" title="" id="13" name="Picture"/>
+                  <a:graphic>
+                    <a:graphicData uri="http://schemas.openxmlformats.org/drawingml/2006/picture">
+                      <pic:pic>
+                        <pic:nvPicPr>
+                          <pic:cNvPr descr="/Applications/Positron.app/Contents/Resources/app/quarto/share/formats/docx/important.png" id="14" name="Picture"/>
+                          <pic:cNvPicPr>
+                            <a:picLocks noChangeArrowheads="1" noChangeAspect="1"/>
+                          </pic:cNvPicPr>
+                        </pic:nvPicPr>
+                        <pic:blipFill>
+                          <a:blip r:embed="rId12"/>
+                          <a:stretch>
+                            <a:fillRect/>
+                          </a:stretch>
+                        </pic:blipFill>
+                        <pic:spPr bwMode="auto">
+                          <a:xfrm>
+                            <a:off x="0" y="0"/>
+                            <a:ext cx="152400" cy="152400"/>
+                          </a:xfrm>
+                          <a:prstGeom prst="rect">
+                            <a:avLst/>
+                          </a:prstGeom>
+                          <a:noFill/>
+                          <a:ln w="9525">
+                            <a:noFill/>
+                            <a:headEnd/>
+                            <a:tailEnd/>
+                          </a:ln>
+                        </pic:spPr>
+                      </pic:pic>
+                    </a:graphicData>
+                  </a:graphic>
+                </wp:inline>
+              </w:drawing>
+            </w:r>
+            <w:r>
+              <w:t xml:space="preserve"> </w:t>
+            </w:r>
+            <w:r>
+              <w:t xml:space="preserve"> </w:t>
+            </w:r>
+            <w:r>
+              <w:t xml:space="preserve">Column names in</w:t>
+            </w:r>
+            <w:r>
+              <w:t xml:space="preserve"> </w:t>
+            </w:r>
+            <w:r>
+              <w:rPr>
+                <w:rStyle w:val="VerbatimChar"/>
+              </w:rPr>
+              <w:t xml:space="preserve">pine_data.csv</w:t>
+            </w:r>
+            <w:r>
+              <w:t xml:space="preserve"> </w:t>
+            </w:r>
+            <w:r>
+              <w:t xml:space="preserve">/</w:t>
+            </w:r>
+            <w:r>
+              <w:t xml:space="preserve"> </w:t>
+            </w:r>
+            <w:r>
+              <w:rPr>
+                <w:rStyle w:val="VerbatimChar"/>
+              </w:rPr>
+              <w:t xml:space="preserve">pine_data.xlsx</w:t>
+            </w:r>
+          </w:p>
+        </w:tc>
+      </w:tr>
+      <w:tr>
+        <w:trPr>
+          <w:cantSplit/>
+        </w:trPr>
+        <w:tc>
+          <w:tcPr>
+            <w:tcMar>
+              <w:top w:w="108" w:type="dxa"/>
+              <w:bottom w:w="108" w:type="dxa"/>
+            </w:tcMar>
+          </w:tcPr>
+          <w:p>
+            <w:pPr>
+              <w:pStyle w:val="BodyText"/>
+            </w:pPr>
+            <w:pPr>
+              <w:spacing w:before="16"/>
+            </w:pPr>
+            <w:r>
+              <w:t xml:space="preserve">Both files hold the</w:t>
+            </w:r>
+            <w:r>
+              <w:t xml:space="preserve"> </w:t>
+            </w:r>
+            <w:r>
+              <w:rPr>
+                <w:b/>
+                <w:bCs/>
+              </w:rPr>
+              <w:t xml:space="preserve">same six columns, with exactly these names</w:t>
+            </w:r>
+            <w:r>
+              <w:t xml:space="preserve">. Type them</w:t>
+            </w:r>
+            <w:r>
+              <w:t xml:space="preserve"> </w:t>
+            </w:r>
+            <w:r>
+              <w:t xml:space="preserve">exactly as written — R is case-sensitive, and</w:t>
+            </w:r>
+            <w:r>
+              <w:t xml:space="preserve"> </w:t>
+            </w:r>
+            <w:r>
+              <w:rPr>
+                <w:rStyle w:val="VerbatimChar"/>
+              </w:rPr>
+              <w:t xml:space="preserve">Needle_Length</w:t>
+            </w:r>
+            <w:r>
+              <w:t xml:space="preserve"> </w:t>
+            </w:r>
+            <w:r>
+              <w:t xml:space="preserve">or</w:t>
+            </w:r>
+            <w:r>
+              <w:t xml:space="preserve"> </w:t>
+            </w:r>
+            <w:r>
+              <w:rPr>
+                <w:rStyle w:val="VerbatimChar"/>
+              </w:rPr>
+              <w:t xml:space="preserve">needle_length</w:t>
+            </w:r>
+            <w:r>
+              <w:t xml:space="preserve"> </w:t>
+            </w:r>
+            <w:r>
+              <w:t xml:space="preserve">will not work:</w:t>
+            </w:r>
+          </w:p>
+          <w:tbl>
+            <w:tblPr>
+              <w:tblStyle w:val="Table"/>
+              <w:tblW w:type="auto" w:w="0"/>
+              <w:tblLook w:firstRow="1" w:lastRow="0" w:firstColumn="0" w:lastColumn="0" w:noHBand="0" w:noVBand="0" w:val="0020"/>
+            </w:tblPr>
+            <w:tblGrid>
+              <w:gridCol w:w="3960"/>
+              <w:gridCol w:w="3960"/>
+            </w:tblGrid>
+            <w:tr>
+              <w:trPr>
+                <w:tblHeader w:val="on"/>
+              </w:trPr>
+              <w:tc>
+                <w:tcPr/>
+                <w:p>
+                  <w:pPr>
+                    <w:pStyle w:val="Compact"/>
+                  </w:pPr>
+                  <w:r>
+                    <w:t xml:space="preserve">Column</w:t>
+                  </w:r>
+                </w:p>
+              </w:tc>
+              <w:tc>
+                <w:tcPr/>
+                <w:p>
+                  <w:pPr>
+                    <w:pStyle w:val="Compact"/>
+                  </w:pPr>
+                  <w:r>
+                    <w:t xml:space="preserve">What it is</w:t>
+                  </w:r>
+                </w:p>
+              </w:tc>
+            </w:tr>
+            <w:tr>
+              <w:tc>
+                <w:tcPr/>
+                <w:p>
+                  <w:pPr>
+                    <w:pStyle w:val="Compact"/>
+                  </w:pPr>
+                  <w:r>
+                    <w:rPr>
+                      <w:rStyle w:val="VerbatimChar"/>
+                    </w:rPr>
+                    <w:t xml:space="preserve">source_file</w:t>
+                  </w:r>
+                </w:p>
+              </w:tc>
+              <w:tc>
+                <w:tcPr/>
+                <w:p>
+                  <w:pPr>
+                    <w:pStyle w:val="Compact"/>
+                  </w:pPr>
+                  <w:r>
+                    <w:t xml:space="preserve">the raw team file the row came from</w:t>
+                  </w:r>
+                </w:p>
+              </w:tc>
+            </w:tr>
+            <w:tr>
+              <w:tc>
+                <w:tcPr/>
+                <w:p>
+                  <w:pPr>
+                    <w:pStyle w:val="Compact"/>
+                  </w:pPr>
+                  <w:r>
+                    <w:rPr>
+                      <w:rStyle w:val="VerbatimChar"/>
+                    </w:rPr>
+                    <w:t xml:space="preserve">team</w:t>
+                  </w:r>
+                </w:p>
+              </w:tc>
+              <w:tc>
+                <w:tcPr/>
+                <w:p>
+                  <w:pPr>
+                    <w:pStyle w:val="Compact"/>
+                  </w:pPr>
+                  <w:r>
+                    <w:t xml:space="preserve">field team — one team =</w:t>
+                  </w:r>
+                  <w:r>
+                    <w:t xml:space="preserve"> </w:t>
+                  </w:r>
+                  <w:r>
+                    <w:rPr>
+                      <w:b/>
+                      <w:bCs/>
+                    </w:rPr>
+                    <w:t xml:space="preserve">one tree</w:t>
+                  </w:r>
+                </w:p>
+              </w:tc>
+            </w:tr>
+            <w:tr>
+              <w:tc>
+                <w:tcPr/>
+                <w:p>
+                  <w:pPr>
+                    <w:pStyle w:val="Compact"/>
+                  </w:pPr>
+                  <w:r>
+                    <w:rPr>
+                      <w:rStyle w:val="VerbatimChar"/>
+                    </w:rPr>
+                    <w:t xml:space="preserve">replicate</w:t>
+                  </w:r>
+                </w:p>
+              </w:tc>
+              <w:tc>
+                <w:tcPr/>
+                <w:p>
+                  <w:pPr>
+                    <w:pStyle w:val="Compact"/>
+                  </w:pPr>
+                  <w:r>
+                    <w:t xml:space="preserve">needle number within a tree side (1-8)</w:t>
+                  </w:r>
+                </w:p>
+              </w:tc>
+            </w:tr>
+            <w:tr>
+              <w:tc>
+                <w:tcPr/>
+                <w:p>
+                  <w:pPr>
+                    <w:pStyle w:val="Compact"/>
+                  </w:pPr>
+                  <w:r>
+                    <w:rPr>
+                      <w:rStyle w:val="VerbatimChar"/>
+                    </w:rPr>
+                    <w:t xml:space="preserve">side</w:t>
+                  </w:r>
+                </w:p>
+              </w:tc>
+              <w:tc>
+                <w:tcPr/>
+                <w:p>
+                  <w:pPr>
+                    <w:pStyle w:val="Compact"/>
+                  </w:pPr>
+                  <w:r>
+                    <w:t xml:space="preserve">sun exposure —</w:t>
+                  </w:r>
+                  <w:r>
+                    <w:t xml:space="preserve"> </w:t>
+                  </w:r>
+                  <w:r>
+                    <w:rPr>
+                      <w:rStyle w:val="VerbatimChar"/>
+                    </w:rPr>
+                    <w:t xml:space="preserve">"shady"</w:t>
+                  </w:r>
+                  <w:r>
+                    <w:t xml:space="preserve"> </w:t>
+                  </w:r>
+                  <w:r>
+                    <w:t xml:space="preserve">or</w:t>
+                  </w:r>
+                  <w:r>
+                    <w:t xml:space="preserve"> </w:t>
+                  </w:r>
+                  <w:r>
+                    <w:rPr>
+                      <w:rStyle w:val="VerbatimChar"/>
+                    </w:rPr>
+                    <w:t xml:space="preserve">"sunny"</w:t>
+                  </w:r>
+                </w:p>
+              </w:tc>
+            </w:tr>
+            <w:tr>
+              <w:tc>
+                <w:tcPr/>
+                <w:p>
+                  <w:pPr>
+                    <w:pStyle w:val="Compact"/>
+                  </w:pPr>
+                  <w:r>
+                    <w:rPr>
+                      <w:rStyle w:val="VerbatimChar"/>
+                    </w:rPr>
+                    <w:t xml:space="preserve">needle_length_mm</w:t>
+                  </w:r>
+                </w:p>
+              </w:tc>
+              <w:tc>
+                <w:tcPr/>
+                <w:p>
+                  <w:pPr>
+                    <w:pStyle w:val="Compact"/>
+                  </w:pPr>
+                  <w:r>
+                    <w:t xml:space="preserve">needle length, millimetres</w:t>
+                  </w:r>
+                </w:p>
+              </w:tc>
+            </w:tr>
+            <w:tr>
+              <w:tc>
+                <w:tcPr/>
+                <w:p>
+                  <w:pPr>
+                    <w:pStyle w:val="Compact"/>
+                  </w:pPr>
+                  <w:r>
+                    <w:rPr>
+                      <w:rStyle w:val="VerbatimChar"/>
+                    </w:rPr>
+                    <w:t xml:space="preserve">needle_width_mm</w:t>
+                  </w:r>
+                </w:p>
+              </w:tc>
+              <w:tc>
+                <w:tcPr/>
+                <w:p>
+                  <w:pPr>
+                    <w:pStyle w:val="Compact"/>
+                  </w:pPr>
+                  <w:r>
+                    <w:t xml:space="preserve">needle width, millimetres</w:t>
+                  </w:r>
+                </w:p>
+              </w:tc>
+            </w:tr>
+          </w:tbl>
+          <w:p>
+            <w:pPr>
+              <w:pStyle w:val="BodyText"/>
+            </w:pPr>
+            <w:pPr>
+              <w:spacing w:after="16"/>
+            </w:pPr>
+            <w:r>
+              <w:t xml:space="preserve">After you read the file in, run</w:t>
+            </w:r>
+            <w:r>
+              <w:t xml:space="preserve"> </w:t>
+            </w:r>
+            <w:r>
+              <w:rPr>
+                <w:rStyle w:val="VerbatimChar"/>
+              </w:rPr>
+              <w:t xml:space="preserve">names(pine_df)</w:t>
+            </w:r>
+            <w:r>
+              <w:t xml:space="preserve"> </w:t>
+            </w:r>
+            <w:r>
+              <w:t xml:space="preserve">and check the names on your</w:t>
+            </w:r>
+            <w:r>
+              <w:t xml:space="preserve"> </w:t>
+            </w:r>
+            <w:r>
+              <w:t xml:space="preserve">screen against this table before you write any other code.</w:t>
+            </w:r>
+          </w:p>
+          <w:p/>
+        </w:tc>
+      </w:tr>
+    </w:tbl>
     <w:p>
       <w:r>
         <w:pict>
@@ -124,8 +755,8 @@
         </w:pict>
       </w:r>
     </w:p>
-    <w:bookmarkEnd w:id="10"/>
-    <w:bookmarkStart w:id="14" w:name="Xd2d39d5f1e5ac1cc1d7d9e09db32a2006b298db"/>
+    <w:bookmarkEnd w:id="15"/>
+    <w:bookmarkStart w:id="19" w:name="Xd2d39d5f1e5ac1cc1d7d9e09db32a2006b298db"/>
     <w:p>
       <w:pPr>
         <w:pStyle w:val="Heading1"/>
@@ -152,6 +783,15 @@
       </w:pPr>
       <w:r>
         <w:rPr>
+          <w:rStyle w:val="CommentTok"/>
+        </w:rPr>
+        <w:t xml:space="preserve"># ── Part 1.1 · Setup ────────────────────────────────────────────────────</w:t>
+      </w:r>
+      <w:r>
+        <w:br/>
+      </w:r>
+      <w:r>
+        <w:rPr>
           <w:rStyle w:val="FunctionTok"/>
         </w:rPr>
         <w:t xml:space="preserve">library</w:t>
@@ -160,7 +800,7 @@
         <w:rPr>
           <w:rStyle w:val="NormalTok"/>
         </w:rPr>
-        <w:t xml:space="preserve">(readxl)</w:t>
+        <w:t xml:space="preserve">(tidyverse)</w:t>
       </w:r>
       <w:r>
         <w:br/>
@@ -175,7 +815,7 @@
         <w:rPr>
           <w:rStyle w:val="NormalTok"/>
         </w:rPr>
-        <w:t xml:space="preserve">(tidyverse)</w:t>
+        <w:t xml:space="preserve">(patchwork)</w:t>
       </w:r>
       <w:r>
         <w:br/>
@@ -190,58 +830,43 @@
         <w:rPr>
           <w:rStyle w:val="NormalTok"/>
         </w:rPr>
-        <w:t xml:space="preserve">(patchwork)</w:t>
+        <w:t xml:space="preserve">(car)   </w:t>
+      </w:r>
+      <w:r>
+        <w:rPr>
+          <w:rStyle w:val="CommentTok"/>
+        </w:rPr>
+        <w:t xml:space="preserve"># For diagnostic tests</w:t>
       </w:r>
       <w:r>
         <w:br/>
       </w:r>
       <w:r>
+        <w:br/>
+      </w:r>
+      <w:r>
+        <w:rPr>
+          <w:rStyle w:val="NormalTok"/>
+        </w:rPr>
+        <w:t xml:space="preserve">pine_df </w:t>
+      </w:r>
+      <w:r>
+        <w:rPr>
+          <w:rStyle w:val="OtherTok"/>
+        </w:rPr>
+        <w:t xml:space="preserve">&lt;-</w:t>
+      </w:r>
+      <w:r>
+        <w:rPr>
+          <w:rStyle w:val="NormalTok"/>
+        </w:rPr>
+        <w:t xml:space="preserve"> </w:t>
+      </w:r>
+      <w:r>
         <w:rPr>
           <w:rStyle w:val="FunctionTok"/>
         </w:rPr>
-        <w:t xml:space="preserve">library</w:t>
-      </w:r>
-      <w:r>
-        <w:rPr>
-          <w:rStyle w:val="NormalTok"/>
-        </w:rPr>
-        <w:t xml:space="preserve">(car)   </w:t>
-      </w:r>
-      <w:r>
-        <w:rPr>
-          <w:rStyle w:val="CommentTok"/>
-        </w:rPr>
-        <w:t xml:space="preserve"># For diagnostic tests</w:t>
-      </w:r>
-      <w:r>
-        <w:br/>
-      </w:r>
-      <w:r>
-        <w:br/>
-      </w:r>
-      <w:r>
-        <w:rPr>
-          <w:rStyle w:val="NormalTok"/>
-        </w:rPr>
-        <w:t xml:space="preserve">pine_df        </w:t>
-      </w:r>
-      <w:r>
-        <w:rPr>
-          <w:rStyle w:val="OtherTok"/>
-        </w:rPr>
-        <w:t xml:space="preserve">&lt;-</w:t>
-      </w:r>
-      <w:r>
-        <w:rPr>
-          <w:rStyle w:val="NormalTok"/>
-        </w:rPr>
-        <w:t xml:space="preserve"> </w:t>
-      </w:r>
-      <w:r>
-        <w:rPr>
-          <w:rStyle w:val="FunctionTok"/>
-        </w:rPr>
-        <w:t xml:space="preserve">read_excel</w:t>
+        <w:t xml:space="preserve">read_csv</w:t>
       </w:r>
       <w:r>
         <w:rPr>
@@ -253,52 +878,7 @@
         <w:rPr>
           <w:rStyle w:val="StringTok"/>
         </w:rPr>
-        <w:t xml:space="preserve">"data/class_pine needle length.xlsx"</w:t>
-      </w:r>
-      <w:r>
-        <w:rPr>
-          <w:rStyle w:val="NormalTok"/>
-        </w:rPr>
-        <w:t xml:space="preserve">)</w:t>
-      </w:r>
-      <w:r>
-        <w:br/>
-      </w:r>
-      <w:r>
-        <w:rPr>
-          <w:rStyle w:val="NormalTok"/>
-        </w:rPr>
-        <w:t xml:space="preserve">pine_switch_df </w:t>
-      </w:r>
-      <w:r>
-        <w:rPr>
-          <w:rStyle w:val="OtherTok"/>
-        </w:rPr>
-        <w:t xml:space="preserve">&lt;-</w:t>
-      </w:r>
-      <w:r>
-        <w:rPr>
-          <w:rStyle w:val="NormalTok"/>
-        </w:rPr>
-        <w:t xml:space="preserve"> </w:t>
-      </w:r>
-      <w:r>
-        <w:rPr>
-          <w:rStyle w:val="FunctionTok"/>
-        </w:rPr>
-        <w:t xml:space="preserve">read_excel</w:t>
-      </w:r>
-      <w:r>
-        <w:rPr>
-          <w:rStyle w:val="NormalTok"/>
-        </w:rPr>
-        <w:t xml:space="preserve">(</w:t>
-      </w:r>
-      <w:r>
-        <w:rPr>
-          <w:rStyle w:val="StringTok"/>
-        </w:rPr>
-        <w:t xml:space="preserve">"data/class_pine needle length switched.xlsx"</w:t>
+        <w:t xml:space="preserve">"data/pine_data.csv"</w:t>
       </w:r>
       <w:r>
         <w:rPr>
@@ -386,6 +966,15 @@
       </w:pPr>
       <w:r>
         <w:rPr>
+          <w:rStyle w:val="CommentTok"/>
+        </w:rPr>
+        <w:t xml:space="preserve"># ── Part 1.2 · Setup ────────────────────────────────────────────────────</w:t>
+      </w:r>
+      <w:r>
+        <w:br/>
+      </w:r>
+      <w:r>
+        <w:rPr>
           <w:rStyle w:val="NormalTok"/>
         </w:rPr>
         <w:t xml:space="preserve">p_df </w:t>
@@ -427,7 +1016,7 @@
         <w:rPr>
           <w:rStyle w:val="NormalTok"/>
         </w:rPr>
-        <w:t xml:space="preserve">(group, tree_no, tree_char, side) </w:t>
+        <w:t xml:space="preserve">(team, side) </w:t>
       </w:r>
       <w:r>
         <w:rPr>
@@ -460,7 +1049,7 @@
         <w:rPr>
           <w:rStyle w:val="AttributeTok"/>
         </w:rPr>
-        <w:t xml:space="preserve">length_mm =</w:t>
+        <w:t xml:space="preserve">needle_length_mm =</w:t>
       </w:r>
       <w:r>
         <w:rPr>
@@ -478,7 +1067,7 @@
         <w:rPr>
           <w:rStyle w:val="NormalTok"/>
         </w:rPr>
-        <w:t xml:space="preserve">(length_mm, </w:t>
+        <w:t xml:space="preserve">(needle_length_mm, </w:t>
       </w:r>
       <w:r>
         <w:rPr>
@@ -502,7 +1091,16 @@
         <w:rPr>
           <w:rStyle w:val="NormalTok"/>
         </w:rPr>
-        <w:t xml:space="preserve">), </w:t>
+        <w:t xml:space="preserve">),</w:t>
+      </w:r>
+      <w:r>
+        <w:br/>
+      </w:r>
+      <w:r>
+        <w:rPr>
+          <w:rStyle w:val="NormalTok"/>
+        </w:rPr>
+        <w:t xml:space="preserve">            </w:t>
       </w:r>
       <w:r>
         <w:rPr>
@@ -538,7 +1136,7 @@
         <w:rPr>
           <w:rStyle w:val="NormalTok"/>
         </w:rPr>
-        <w:t xml:space="preserve">ps_df </w:t>
+        <w:t xml:space="preserve">shady_df </w:t>
       </w:r>
       <w:r>
         <w:rPr>
@@ -550,7 +1148,7 @@
         <w:rPr>
           <w:rStyle w:val="NormalTok"/>
         </w:rPr>
-        <w:t xml:space="preserve"> pine_switch_df </w:t>
+        <w:t xml:space="preserve"> p_df </w:t>
       </w:r>
       <w:r>
         <w:rPr>
@@ -559,325 +1157,127 @@
         <w:t xml:space="preserve">%&gt;%</w:t>
       </w:r>
       <w:r>
+        <w:rPr>
+          <w:rStyle w:val="NormalTok"/>
+        </w:rPr>
+        <w:t xml:space="preserve"> </w:t>
+      </w:r>
+      <w:r>
+        <w:rPr>
+          <w:rStyle w:val="FunctionTok"/>
+        </w:rPr>
+        <w:t xml:space="preserve">filter</w:t>
+      </w:r>
+      <w:r>
+        <w:rPr>
+          <w:rStyle w:val="NormalTok"/>
+        </w:rPr>
+        <w:t xml:space="preserve">(side </w:t>
+      </w:r>
+      <w:r>
+        <w:rPr>
+          <w:rStyle w:val="SpecialCharTok"/>
+        </w:rPr>
+        <w:t xml:space="preserve">==</w:t>
+      </w:r>
+      <w:r>
+        <w:rPr>
+          <w:rStyle w:val="NormalTok"/>
+        </w:rPr>
+        <w:t xml:space="preserve"> </w:t>
+      </w:r>
+      <w:r>
+        <w:rPr>
+          <w:rStyle w:val="StringTok"/>
+        </w:rPr>
+        <w:t xml:space="preserve">"shady"</w:t>
+      </w:r>
+      <w:r>
+        <w:rPr>
+          <w:rStyle w:val="NormalTok"/>
+        </w:rPr>
+        <w:t xml:space="preserve">)</w:t>
+      </w:r>
+      <w:r>
         <w:br/>
       </w:r>
       <w:r>
         <w:rPr>
           <w:rStyle w:val="NormalTok"/>
         </w:rPr>
-        <w:t xml:space="preserve">  </w:t>
+        <w:t xml:space="preserve">sunny_df </w:t>
+      </w:r>
+      <w:r>
+        <w:rPr>
+          <w:rStyle w:val="OtherTok"/>
+        </w:rPr>
+        <w:t xml:space="preserve">&lt;-</w:t>
+      </w:r>
+      <w:r>
+        <w:rPr>
+          <w:rStyle w:val="NormalTok"/>
+        </w:rPr>
+        <w:t xml:space="preserve"> p_df </w:t>
+      </w:r>
+      <w:r>
+        <w:rPr>
+          <w:rStyle w:val="SpecialCharTok"/>
+        </w:rPr>
+        <w:t xml:space="preserve">%&gt;%</w:t>
+      </w:r>
+      <w:r>
+        <w:rPr>
+          <w:rStyle w:val="NormalTok"/>
+        </w:rPr>
+        <w:t xml:space="preserve"> </w:t>
       </w:r>
       <w:r>
         <w:rPr>
           <w:rStyle w:val="FunctionTok"/>
         </w:rPr>
-        <w:t xml:space="preserve">group_by</w:t>
-      </w:r>
-      <w:r>
-        <w:rPr>
-          <w:rStyle w:val="NormalTok"/>
-        </w:rPr>
-        <w:t xml:space="preserve">(group, tree_no, tree_char, side) </w:t>
+        <w:t xml:space="preserve">filter</w:t>
+      </w:r>
+      <w:r>
+        <w:rPr>
+          <w:rStyle w:val="NormalTok"/>
+        </w:rPr>
+        <w:t xml:space="preserve">(side </w:t>
       </w:r>
       <w:r>
         <w:rPr>
           <w:rStyle w:val="SpecialCharTok"/>
         </w:rPr>
-        <w:t xml:space="preserve">%&gt;%</w:t>
+        <w:t xml:space="preserve">==</w:t>
+      </w:r>
+      <w:r>
+        <w:rPr>
+          <w:rStyle w:val="NormalTok"/>
+        </w:rPr>
+        <w:t xml:space="preserve"> </w:t>
+      </w:r>
+      <w:r>
+        <w:rPr>
+          <w:rStyle w:val="StringTok"/>
+        </w:rPr>
+        <w:t xml:space="preserve">"sunny"</w:t>
+      </w:r>
+      <w:r>
+        <w:rPr>
+          <w:rStyle w:val="NormalTok"/>
+        </w:rPr>
+        <w:t xml:space="preserve">)</w:t>
       </w:r>
       <w:r>
         <w:br/>
       </w:r>
       <w:r>
-        <w:rPr>
-          <w:rStyle w:val="NormalTok"/>
-        </w:rPr>
-        <w:t xml:space="preserve">  </w:t>
-      </w:r>
-      <w:r>
-        <w:rPr>
-          <w:rStyle w:val="FunctionTok"/>
-        </w:rPr>
-        <w:t xml:space="preserve">summarise</w:t>
-      </w:r>
-      <w:r>
-        <w:rPr>
-          <w:rStyle w:val="NormalTok"/>
-        </w:rPr>
-        <w:t xml:space="preserve">(</w:t>
-      </w:r>
-      <w:r>
-        <w:rPr>
-          <w:rStyle w:val="AttributeTok"/>
-        </w:rPr>
-        <w:t xml:space="preserve">length_mm =</w:t>
-      </w:r>
-      <w:r>
-        <w:rPr>
-          <w:rStyle w:val="NormalTok"/>
-        </w:rPr>
-        <w:t xml:space="preserve"> </w:t>
-      </w:r>
-      <w:r>
-        <w:rPr>
-          <w:rStyle w:val="FunctionTok"/>
-        </w:rPr>
-        <w:t xml:space="preserve">mean</w:t>
-      </w:r>
-      <w:r>
-        <w:rPr>
-          <w:rStyle w:val="NormalTok"/>
-        </w:rPr>
-        <w:t xml:space="preserve">(length_mm, </w:t>
-      </w:r>
-      <w:r>
-        <w:rPr>
-          <w:rStyle w:val="AttributeTok"/>
-        </w:rPr>
-        <w:t xml:space="preserve">na.rm =</w:t>
-      </w:r>
-      <w:r>
-        <w:rPr>
-          <w:rStyle w:val="NormalTok"/>
-        </w:rPr>
-        <w:t xml:space="preserve"> </w:t>
-      </w:r>
-      <w:r>
-        <w:rPr>
-          <w:rStyle w:val="ConstantTok"/>
-        </w:rPr>
-        <w:t xml:space="preserve">TRUE</w:t>
-      </w:r>
-      <w:r>
-        <w:rPr>
-          <w:rStyle w:val="NormalTok"/>
-        </w:rPr>
-        <w:t xml:space="preserve">), </w:t>
-      </w:r>
-      <w:r>
-        <w:rPr>
-          <w:rStyle w:val="AttributeTok"/>
-        </w:rPr>
-        <w:t xml:space="preserve">.groups =</w:t>
-      </w:r>
-      <w:r>
-        <w:rPr>
-          <w:rStyle w:val="NormalTok"/>
-        </w:rPr>
-        <w:t xml:space="preserve"> </w:t>
-      </w:r>
-      <w:r>
-        <w:rPr>
-          <w:rStyle w:val="StringTok"/>
-        </w:rPr>
-        <w:t xml:space="preserve">"drop"</w:t>
-      </w:r>
-      <w:r>
-        <w:rPr>
-          <w:rStyle w:val="NormalTok"/>
-        </w:rPr>
-        <w:t xml:space="preserve">)</w:t>
-      </w:r>
-      <w:r>
         <w:br/>
       </w:r>
       <w:r>
-        <w:br/>
-      </w:r>
-      <w:r>
-        <w:rPr>
-          <w:rStyle w:val="NormalTok"/>
-        </w:rPr>
-        <w:t xml:space="preserve">ps_shady_df </w:t>
-      </w:r>
-      <w:r>
-        <w:rPr>
-          <w:rStyle w:val="OtherTok"/>
-        </w:rPr>
-        <w:t xml:space="preserve">&lt;-</w:t>
-      </w:r>
-      <w:r>
-        <w:rPr>
-          <w:rStyle w:val="NormalTok"/>
-        </w:rPr>
-        <w:t xml:space="preserve"> ps_df </w:t>
-      </w:r>
-      <w:r>
-        <w:rPr>
-          <w:rStyle w:val="SpecialCharTok"/>
-        </w:rPr>
-        <w:t xml:space="preserve">%&gt;%</w:t>
-      </w:r>
-      <w:r>
-        <w:rPr>
-          <w:rStyle w:val="NormalTok"/>
-        </w:rPr>
-        <w:t xml:space="preserve"> </w:t>
-      </w:r>
-      <w:r>
-        <w:rPr>
-          <w:rStyle w:val="FunctionTok"/>
-        </w:rPr>
-        <w:t xml:space="preserve">filter</w:t>
-      </w:r>
-      <w:r>
-        <w:rPr>
-          <w:rStyle w:val="NormalTok"/>
-        </w:rPr>
-        <w:t xml:space="preserve">(side </w:t>
-      </w:r>
-      <w:r>
-        <w:rPr>
-          <w:rStyle w:val="SpecialCharTok"/>
-        </w:rPr>
-        <w:t xml:space="preserve">==</w:t>
-      </w:r>
-      <w:r>
-        <w:rPr>
-          <w:rStyle w:val="NormalTok"/>
-        </w:rPr>
-        <w:t xml:space="preserve"> </w:t>
-      </w:r>
-      <w:r>
-        <w:rPr>
-          <w:rStyle w:val="StringTok"/>
-        </w:rPr>
-        <w:t xml:space="preserve">"shady"</w:t>
-      </w:r>
-      <w:r>
-        <w:rPr>
-          <w:rStyle w:val="NormalTok"/>
-        </w:rPr>
-        <w:t xml:space="preserve">)</w:t>
-      </w:r>
-      <w:r>
-        <w:br/>
-      </w:r>
-      <w:r>
-        <w:rPr>
-          <w:rStyle w:val="NormalTok"/>
-        </w:rPr>
-        <w:t xml:space="preserve">ps_sunny_df </w:t>
-      </w:r>
-      <w:r>
-        <w:rPr>
-          <w:rStyle w:val="OtherTok"/>
-        </w:rPr>
-        <w:t xml:space="preserve">&lt;-</w:t>
-      </w:r>
-      <w:r>
-        <w:rPr>
-          <w:rStyle w:val="NormalTok"/>
-        </w:rPr>
-        <w:t xml:space="preserve"> ps_df </w:t>
-      </w:r>
-      <w:r>
-        <w:rPr>
-          <w:rStyle w:val="SpecialCharTok"/>
-        </w:rPr>
-        <w:t xml:space="preserve">%&gt;%</w:t>
-      </w:r>
-      <w:r>
-        <w:rPr>
-          <w:rStyle w:val="NormalTok"/>
-        </w:rPr>
-        <w:t xml:space="preserve"> </w:t>
-      </w:r>
-      <w:r>
-        <w:rPr>
-          <w:rStyle w:val="FunctionTok"/>
-        </w:rPr>
-        <w:t xml:space="preserve">filter</w:t>
-      </w:r>
-      <w:r>
-        <w:rPr>
-          <w:rStyle w:val="NormalTok"/>
-        </w:rPr>
-        <w:t xml:space="preserve">(side </w:t>
-      </w:r>
-      <w:r>
-        <w:rPr>
-          <w:rStyle w:val="SpecialCharTok"/>
-        </w:rPr>
-        <w:t xml:space="preserve">==</w:t>
-      </w:r>
-      <w:r>
-        <w:rPr>
-          <w:rStyle w:val="NormalTok"/>
-        </w:rPr>
-        <w:t xml:space="preserve"> </w:t>
-      </w:r>
-      <w:r>
-        <w:rPr>
-          <w:rStyle w:val="StringTok"/>
-        </w:rPr>
-        <w:t xml:space="preserve">"sunny"</w:t>
-      </w:r>
-      <w:r>
-        <w:rPr>
-          <w:rStyle w:val="NormalTok"/>
-        </w:rPr>
-        <w:t xml:space="preserve">)</w:t>
-      </w:r>
-      <w:r>
-        <w:br/>
-      </w:r>
-      <w:r>
-        <w:br/>
-      </w:r>
-      <w:r>
-        <w:rPr>
-          <w:rStyle w:val="NormalTok"/>
-        </w:rPr>
-        <w:t xml:space="preserve">ps_shady_df </w:t>
-      </w:r>
-      <w:r>
-        <w:rPr>
-          <w:rStyle w:val="SpecialCharTok"/>
-        </w:rPr>
-        <w:t xml:space="preserve">%&gt;%</w:t>
-      </w:r>
-      <w:r>
-        <w:rPr>
-          <w:rStyle w:val="NormalTok"/>
-        </w:rPr>
-        <w:t xml:space="preserve"> </w:t>
-      </w:r>
-      <w:r>
-        <w:rPr>
-          <w:rStyle w:val="FunctionTok"/>
-        </w:rPr>
-        <w:t xml:space="preserve">arrange</w:t>
-      </w:r>
-      <w:r>
-        <w:rPr>
-          <w:rStyle w:val="NormalTok"/>
-        </w:rPr>
-        <w:t xml:space="preserve">(tree_no) </w:t>
-      </w:r>
-      <w:r>
-        <w:rPr>
-          <w:rStyle w:val="SpecialCharTok"/>
-        </w:rPr>
-        <w:t xml:space="preserve">%&gt;%</w:t>
-      </w:r>
-      <w:r>
-        <w:rPr>
-          <w:rStyle w:val="NormalTok"/>
-        </w:rPr>
-        <w:t xml:space="preserve"> </w:t>
-      </w:r>
-      <w:r>
-        <w:rPr>
-          <w:rStyle w:val="FunctionTok"/>
-        </w:rPr>
-        <w:t xml:space="preserve">head</w:t>
-      </w:r>
-      <w:r>
-        <w:rPr>
-          <w:rStyle w:val="NormalTok"/>
-        </w:rPr>
-        <w:t xml:space="preserve">()</w:t>
+        <w:rPr>
+          <w:rStyle w:val="NormalTok"/>
+        </w:rPr>
+        <w:t xml:space="preserve">p_df</w:t>
       </w:r>
     </w:p>
     <w:p>
@@ -901,57 +1301,20 @@
         <w:t xml:space="preserve"> </w:t>
       </w:r>
       <w:r>
-        <w:rPr>
-          <w:rStyle w:val="VerbatimChar"/>
-        </w:rPr>
-        <w:t xml:space="preserve">class_pine needle length switched.xlsx</w:t>
-      </w:r>
-      <w:r>
-        <w:t xml:space="preserve"> </w:t>
-      </w:r>
-      <w:r>
-        <w:t xml:space="preserve">has corrected</w:t>
-      </w:r>
-      <w:r>
-        <w:t xml:space="preserve"> </w:t>
-      </w:r>
-      <w:r>
-        <w:rPr>
-          <w:rStyle w:val="VerbatimChar"/>
-        </w:rPr>
-        <w:t xml:space="preserve">sunny</w:t>
-      </w:r>
-      <w:r>
-        <w:t xml:space="preserve">/</w:t>
-      </w:r>
-      <w:r>
-        <w:rPr>
-          <w:rStyle w:val="VerbatimChar"/>
-        </w:rPr>
-        <w:t xml:space="preserve">shady</w:t>
-      </w:r>
-      <w:r>
-        <w:t xml:space="preserve"> </w:t>
-      </w:r>
-      <w:r>
-        <w:t xml:space="preserve">labels compared to the original file. From here on we use</w:t>
-      </w:r>
-      <w:r>
-        <w:t xml:space="preserve"> </w:t>
-      </w:r>
-      <w:r>
-        <w:rPr>
-          <w:rStyle w:val="VerbatimChar"/>
+        <w:t xml:space="preserve">64 rows became 8. That is not data loss — it is the correct sample size. We measured 8 needles per side, but only</w:t>
+      </w:r>
+      <w:r>
+        <w:t xml:space="preserve"> </w:t>
+      </w:r>
+      <w:r>
+        <w:rPr>
           <w:b/>
           <w:bCs/>
         </w:rPr>
-        <w:t xml:space="preserve">ps_df</w:t>
-      </w:r>
-      <w:r>
-        <w:t xml:space="preserve"> </w:t>
-      </w:r>
-      <w:r>
-        <w:t xml:space="preserve">— it’s the version that matches the field notes.</w:t>
+        <w:t xml:space="preserve">4 trees</w:t>
+      </w:r>
+      <w:r>
+        <w:t xml:space="preserve">.</w:t>
       </w:r>
     </w:p>
     <w:tbl>
@@ -995,18 +1358,18 @@
                 <wp:inline>
                   <wp:extent cx="152400" cy="152400"/>
                   <wp:effectExtent b="0" l="0" r="0" t="0"/>
-                  <wp:docPr descr="" title="" id="12" name="Picture"/>
+                  <wp:docPr descr="" title="" id="17" name="Picture"/>
                   <a:graphic>
                     <a:graphicData uri="http://schemas.openxmlformats.org/drawingml/2006/picture">
                       <pic:pic>
                         <pic:nvPicPr>
-                          <pic:cNvPr descr="/Applications/Positron.app/Contents/Resources/app/quarto/share/formats/docx/tip.png" id="13" name="Picture"/>
+                          <pic:cNvPr descr="/Applications/Positron.app/Contents/Resources/app/quarto/share/formats/docx/tip.png" id="18" name="Picture"/>
                           <pic:cNvPicPr>
                             <a:picLocks noChangeArrowheads="1" noChangeAspect="1"/>
                           </pic:cNvPicPr>
                         </pic:nvPicPr>
                         <pic:blipFill>
-                          <a:blip r:embed="rId11"/>
+                          <a:blip r:embed="rId16"/>
                           <a:stretch>
                             <a:fillRect/>
                           </a:stretch>
@@ -1163,7 +1526,7 @@
               <w:rPr>
                 <w:rStyle w:val="VerbatimChar"/>
               </w:rPr>
-              <w:t xml:space="preserve">ps_df</w:t>
+              <w:t xml:space="preserve">p_df</w:t>
             </w:r>
             <w:r>
               <w:t xml:space="preserve">, grouped by</w:t>
@@ -1207,8 +1570,8 @@
         </w:pict>
       </w:r>
     </w:p>
-    <w:bookmarkEnd w:id="14"/>
-    <w:bookmarkStart w:id="17" w:name="part-2-hypothesis-testing-framework"/>
+    <w:bookmarkEnd w:id="19"/>
+    <w:bookmarkStart w:id="22" w:name="part-2-hypothesis-testing-framework"/>
     <w:p>
       <w:pPr>
         <w:pStyle w:val="Heading1"/>
@@ -1395,18 +1758,18 @@
                 <wp:inline>
                   <wp:extent cx="152400" cy="152400"/>
                   <wp:effectExtent b="0" l="0" r="0" t="0"/>
-                  <wp:docPr descr="" title="" id="15" name="Picture"/>
+                  <wp:docPr descr="" title="" id="20" name="Picture"/>
                   <a:graphic>
                     <a:graphicData uri="http://schemas.openxmlformats.org/drawingml/2006/picture">
                       <pic:pic>
                         <pic:nvPicPr>
-                          <pic:cNvPr descr="/Applications/Positron.app/Contents/Resources/app/quarto/share/formats/docx/tip.png" id="16" name="Picture"/>
+                          <pic:cNvPr descr="/Applications/Positron.app/Contents/Resources/app/quarto/share/formats/docx/tip.png" id="21" name="Picture"/>
                           <pic:cNvPicPr>
                             <a:picLocks noChangeArrowheads="1" noChangeAspect="1"/>
                           </pic:cNvPicPr>
                         </pic:nvPicPr>
                         <pic:blipFill>
-                          <a:blip r:embed="rId11"/>
+                          <a:blip r:embed="rId16"/>
                           <a:stretch>
                             <a:fillRect/>
                           </a:stretch>
@@ -1499,6 +1862,15 @@
               <w:rPr>
                 <w:rStyle w:val="CommentTok"/>
               </w:rPr>
+              <w:t xml:space="preserve"># ── Part 2.1 · Hypothesis Testing Framework ─────────────────────────────</w:t>
+            </w:r>
+            <w:r>
+              <w:br/>
+            </w:r>
+            <w:r>
+              <w:rPr>
+                <w:rStyle w:val="CommentTok"/>
+              </w:rPr>
               <w:t xml:space="preserve"># Write your code here:</w:t>
             </w:r>
           </w:p>
@@ -1513,8 +1885,8 @@
         </w:pict>
       </w:r>
     </w:p>
-    <w:bookmarkEnd w:id="17"/>
-    <w:bookmarkStart w:id="20" w:name="part-3-one-sample-t-test"/>
+    <w:bookmarkEnd w:id="22"/>
+    <w:bookmarkStart w:id="25" w:name="part-3-one-sample-t-test"/>
     <w:p>
       <w:pPr>
         <w:pStyle w:val="Heading1"/>
@@ -1607,6 +1979,15 @@
         <w:rPr>
           <w:rStyle w:val="CommentTok"/>
         </w:rPr>
+        <w:t xml:space="preserve"># ── Part 3.1 · One-Sample t-Test ────────────────────────────────────────</w:t>
+      </w:r>
+      <w:r>
+        <w:br/>
+      </w:r>
+      <w:r>
+        <w:rPr>
+          <w:rStyle w:val="CommentTok"/>
+        </w:rPr>
         <w:t xml:space="preserve"># The test below is about the SHADY side, so check normality of that group</w:t>
       </w:r>
       <w:r>
@@ -1631,7 +2012,7 @@
         <w:rPr>
           <w:rStyle w:val="NormalTok"/>
         </w:rPr>
-        <w:t xml:space="preserve">(ps_shady_df</w:t>
+        <w:t xml:space="preserve">(shady_df</w:t>
       </w:r>
       <w:r>
         <w:rPr>
@@ -1643,7 +2024,7 @@
         <w:rPr>
           <w:rStyle w:val="NormalTok"/>
         </w:rPr>
-        <w:t xml:space="preserve">length_mm,</w:t>
+        <w:t xml:space="preserve">needle_length_mm,</w:t>
       </w:r>
       <w:r>
         <w:br/>
@@ -1727,7 +2108,7 @@
         <w:rPr>
           <w:rStyle w:val="NormalTok"/>
         </w:rPr>
-        <w:t xml:space="preserve">(ps_shady_df</w:t>
+        <w:t xml:space="preserve">(shady_df</w:t>
       </w:r>
       <w:r>
         <w:rPr>
@@ -1739,7 +2120,7 @@
         <w:rPr>
           <w:rStyle w:val="NormalTok"/>
         </w:rPr>
-        <w:t xml:space="preserve">length_mm)</w:t>
+        <w:t xml:space="preserve">needle_length_mm)</w:t>
       </w:r>
     </w:p>
     <w:p>
@@ -1805,7 +2186,7 @@
         <w:rPr>
           <w:rStyle w:val="VerbatimChar"/>
         </w:rPr>
-        <w:t xml:space="preserve">ps_df$length_mm</w:t>
+        <w:t xml:space="preserve">p_df$needle_length_mm</w:t>
       </w:r>
       <w:r>
         <w:t xml:space="preserve"> </w:t>
@@ -1853,9 +2234,18 @@
       </w:pPr>
       <w:r>
         <w:rPr>
-          <w:rStyle w:val="NormalTok"/>
-        </w:rPr>
-        <w:t xml:space="preserve">ps_df </w:t>
+          <w:rStyle w:val="CommentTok"/>
+        </w:rPr>
+        <w:t xml:space="preserve"># ── Part 3.2 · One-Sample t-Test ────────────────────────────────────────</w:t>
+      </w:r>
+      <w:r>
+        <w:br/>
+      </w:r>
+      <w:r>
+        <w:rPr>
+          <w:rStyle w:val="NormalTok"/>
+        </w:rPr>
+        <w:t xml:space="preserve">p_df </w:t>
       </w:r>
       <w:r>
         <w:rPr>
@@ -1918,7 +2308,7 @@
         <w:rPr>
           <w:rStyle w:val="NormalTok"/>
         </w:rPr>
-        <w:t xml:space="preserve"> length_mm, </w:t>
+        <w:t xml:space="preserve"> needle_length_mm, </w:t>
       </w:r>
       <w:r>
         <w:rPr>
@@ -2089,9 +2479,18 @@
       </w:pPr>
       <w:r>
         <w:rPr>
-          <w:rStyle w:val="NormalTok"/>
-        </w:rPr>
-        <w:t xml:space="preserve">ps_shade_mean </w:t>
+          <w:rStyle w:val="CommentTok"/>
+        </w:rPr>
+        <w:t xml:space="preserve"># ── Part 3.3 · One-Sample t-Test ────────────────────────────────────────</w:t>
+      </w:r>
+      <w:r>
+        <w:br/>
+      </w:r>
+      <w:r>
+        <w:rPr>
+          <w:rStyle w:val="NormalTok"/>
+        </w:rPr>
+        <w:t xml:space="preserve">shady_mean </w:t>
       </w:r>
       <w:r>
         <w:rPr>
@@ -2115,7 +2514,7 @@
         <w:rPr>
           <w:rStyle w:val="NormalTok"/>
         </w:rPr>
-        <w:t xml:space="preserve">(ps_shady_df</w:t>
+        <w:t xml:space="preserve">(shady_df</w:t>
       </w:r>
       <w:r>
         <w:rPr>
@@ -2127,7 +2526,7 @@
         <w:rPr>
           <w:rStyle w:val="NormalTok"/>
         </w:rPr>
-        <w:t xml:space="preserve">length_mm, </w:t>
+        <w:t xml:space="preserve">needle_length_mm, </w:t>
       </w:r>
       <w:r>
         <w:rPr>
@@ -2190,7 +2589,7 @@
         <w:rPr>
           <w:rStyle w:val="NormalTok"/>
         </w:rPr>
-        <w:t xml:space="preserve">(ps_shade_mean, </w:t>
+        <w:t xml:space="preserve">(shady_mean, </w:t>
       </w:r>
       <w:r>
         <w:rPr>
@@ -2262,7 +2661,7 @@
         <w:rPr>
           <w:rStyle w:val="NormalTok"/>
         </w:rPr>
-        <w:t xml:space="preserve">(ps_shady_df</w:t>
+        <w:t xml:space="preserve">(shady_df</w:t>
       </w:r>
       <w:r>
         <w:rPr>
@@ -2274,7 +2673,7 @@
         <w:rPr>
           <w:rStyle w:val="NormalTok"/>
         </w:rPr>
-        <w:t xml:space="preserve">length_mm, </w:t>
+        <w:t xml:space="preserve">needle_length_mm, </w:t>
       </w:r>
       <w:r>
         <w:rPr>
@@ -2487,18 +2886,18 @@
                 <wp:inline>
                   <wp:extent cx="152400" cy="152400"/>
                   <wp:effectExtent b="0" l="0" r="0" t="0"/>
-                  <wp:docPr descr="" title="" id="18" name="Picture"/>
+                  <wp:docPr descr="" title="" id="23" name="Picture"/>
                   <a:graphic>
                     <a:graphicData uri="http://schemas.openxmlformats.org/drawingml/2006/picture">
                       <pic:pic>
                         <pic:nvPicPr>
-                          <pic:cNvPr descr="/Applications/Positron.app/Contents/Resources/app/quarto/share/formats/docx/tip.png" id="19" name="Picture"/>
+                          <pic:cNvPr descr="/Applications/Positron.app/Contents/Resources/app/quarto/share/formats/docx/tip.png" id="24" name="Picture"/>
                           <pic:cNvPicPr>
                             <a:picLocks noChangeArrowheads="1" noChangeAspect="1"/>
                           </pic:cNvPicPr>
                         </pic:nvPicPr>
                         <pic:blipFill>
-                          <a:blip r:embed="rId11"/>
+                          <a:blip r:embed="rId16"/>
                           <a:stretch>
                             <a:fillRect/>
                           </a:stretch>
@@ -2686,6 +3085,15 @@
             </w:pPr>
             <w:r>
               <w:rPr>
+                <w:rStyle w:val="CommentTok"/>
+              </w:rPr>
+              <w:t xml:space="preserve"># ── Part 3.4 · One-Sample t-Test ────────────────────────────────────────</w:t>
+            </w:r>
+            <w:r>
+              <w:br/>
+            </w:r>
+            <w:r>
+              <w:rPr>
                 <w:rStyle w:val="NormalTok"/>
               </w:rPr>
               <w:t xml:space="preserve">shady_mean </w:t>
@@ -2712,7 +3120,7 @@
               <w:rPr>
                 <w:rStyle w:val="NormalTok"/>
               </w:rPr>
-              <w:t xml:space="preserve">(ps_shady_df</w:t>
+              <w:t xml:space="preserve">(shady_df</w:t>
             </w:r>
             <w:r>
               <w:rPr>
@@ -2724,7 +3132,7 @@
               <w:rPr>
                 <w:rStyle w:val="NormalTok"/>
               </w:rPr>
-              <w:t xml:space="preserve">length_mm, </w:t>
+              <w:t xml:space="preserve">needle_length_mm, </w:t>
             </w:r>
             <w:r>
               <w:rPr>
@@ -2781,7 +3189,7 @@
               <w:rPr>
                 <w:rStyle w:val="NormalTok"/>
               </w:rPr>
-              <w:t xml:space="preserve">(ps_shady_df</w:t>
+              <w:t xml:space="preserve">(shady_df</w:t>
             </w:r>
             <w:r>
               <w:rPr>
@@ -2793,7 +3201,7 @@
               <w:rPr>
                 <w:rStyle w:val="NormalTok"/>
               </w:rPr>
-              <w:t xml:space="preserve">length_mm, </w:t>
+              <w:t xml:space="preserve">needle_length_mm, </w:t>
             </w:r>
             <w:r>
               <w:rPr>
@@ -2859,7 +3267,7 @@
               <w:rPr>
                 <w:rStyle w:val="NormalTok"/>
               </w:rPr>
-              <w:t xml:space="preserve">(ps_shady_df</w:t>
+              <w:t xml:space="preserve">(shady_df</w:t>
             </w:r>
             <w:r>
               <w:rPr>
@@ -2871,7 +3279,7 @@
               <w:rPr>
                 <w:rStyle w:val="NormalTok"/>
               </w:rPr>
-              <w:t xml:space="preserve">length_mm))</w:t>
+              <w:t xml:space="preserve">needle_length_mm))</w:t>
             </w:r>
             <w:r>
               <w:rPr>
@@ -2940,7 +3348,7 @@
               <w:rPr>
                 <w:rStyle w:val="NormalTok"/>
               </w:rPr>
-              <w:t xml:space="preserve">(ps_shady_df</w:t>
+              <w:t xml:space="preserve">(shady_df</w:t>
             </w:r>
             <w:r>
               <w:rPr>
@@ -2952,7 +3360,7 @@
               <w:rPr>
                 <w:rStyle w:val="NormalTok"/>
               </w:rPr>
-              <w:t xml:space="preserve">length_mm))</w:t>
+              <w:t xml:space="preserve">needle_length_mm))</w:t>
             </w:r>
             <w:r>
               <w:br/>
@@ -3265,8 +3673,8 @@
         </w:pict>
       </w:r>
     </w:p>
-    <w:bookmarkEnd w:id="20"/>
-    <w:bookmarkStart w:id="23" w:name="part-4-two-sample-t-test"/>
+    <w:bookmarkEnd w:id="25"/>
+    <w:bookmarkStart w:id="28" w:name="part-4-two-sample-t-test"/>
     <w:p>
       <w:pPr>
         <w:pStyle w:val="Heading1"/>
@@ -3357,6 +3765,15 @@
       </w:pPr>
       <w:r>
         <w:rPr>
+          <w:rStyle w:val="CommentTok"/>
+        </w:rPr>
+        <w:t xml:space="preserve"># ── Part 4.1 · Two-Sample t-Test ────────────────────────────────────────</w:t>
+      </w:r>
+      <w:r>
+        <w:br/>
+      </w:r>
+      <w:r>
+        <w:rPr>
           <w:rStyle w:val="NormalTok"/>
         </w:rPr>
         <w:t xml:space="preserve">group_summary </w:t>
@@ -3371,7 +3788,7 @@
         <w:rPr>
           <w:rStyle w:val="NormalTok"/>
         </w:rPr>
-        <w:t xml:space="preserve"> ps_df </w:t>
+        <w:t xml:space="preserve"> p_df </w:t>
       </w:r>
       <w:r>
         <w:rPr>
@@ -3458,7 +3875,7 @@
         <w:rPr>
           <w:rStyle w:val="NormalTok"/>
         </w:rPr>
-        <w:t xml:space="preserve">(length_mm, </w:t>
+        <w:t xml:space="preserve">(needle_length_mm, </w:t>
       </w:r>
       <w:r>
         <w:rPr>
@@ -3515,7 +3932,7 @@
         <w:rPr>
           <w:rStyle w:val="NormalTok"/>
         </w:rPr>
-        <w:t xml:space="preserve">(length_mm, </w:t>
+        <w:t xml:space="preserve">(needle_length_mm, </w:t>
       </w:r>
       <w:r>
         <w:rPr>
@@ -3590,7 +4007,7 @@
         <w:rPr>
           <w:rStyle w:val="NormalTok"/>
         </w:rPr>
-        <w:t xml:space="preserve">(length_mm)),</w:t>
+        <w:t xml:space="preserve">(needle_length_mm)),</w:t>
       </w:r>
       <w:r>
         <w:br/>
@@ -3818,6 +4235,15 @@
       </w:pPr>
       <w:r>
         <w:rPr>
+          <w:rStyle w:val="CommentTok"/>
+        </w:rPr>
+        <w:t xml:space="preserve"># ── Part 4.2 · Two-Sample t-Test ────────────────────────────────────────</w:t>
+      </w:r>
+      <w:r>
+        <w:br/>
+      </w:r>
+      <w:r>
+        <w:rPr>
           <w:rStyle w:val="FunctionTok"/>
         </w:rPr>
         <w:t xml:space="preserve">ggplot</w:t>
@@ -3826,7 +4252,7 @@
         <w:rPr>
           <w:rStyle w:val="NormalTok"/>
         </w:rPr>
-        <w:t xml:space="preserve">(ps_df, </w:t>
+        <w:t xml:space="preserve">(p_df, </w:t>
       </w:r>
       <w:r>
         <w:rPr>
@@ -3862,7 +4288,7 @@
         <w:rPr>
           <w:rStyle w:val="NormalTok"/>
         </w:rPr>
-        <w:t xml:space="preserve"> length_mm, </w:t>
+        <w:t xml:space="preserve"> needle_length_mm, </w:t>
       </w:r>
       <w:r>
         <w:rPr>
@@ -4159,6 +4585,15 @@
       </w:pPr>
       <w:r>
         <w:rPr>
+          <w:rStyle w:val="CommentTok"/>
+        </w:rPr>
+        <w:t xml:space="preserve"># ── Part 4.3 · Two-Sample t-Test ────────────────────────────────────────</w:t>
+      </w:r>
+      <w:r>
+        <w:br/>
+      </w:r>
+      <w:r>
+        <w:rPr>
           <w:rStyle w:val="NormalTok"/>
         </w:rPr>
         <w:t xml:space="preserve">normality_results </w:t>
@@ -4173,7 +4608,7 @@
         <w:rPr>
           <w:rStyle w:val="NormalTok"/>
         </w:rPr>
-        <w:t xml:space="preserve"> ps_df </w:t>
+        <w:t xml:space="preserve"> p_df </w:t>
       </w:r>
       <w:r>
         <w:rPr>
@@ -4260,7 +4695,7 @@
         <w:rPr>
           <w:rStyle w:val="NormalTok"/>
         </w:rPr>
-        <w:t xml:space="preserve">(length_mm)</w:t>
+        <w:t xml:space="preserve">(needle_length_mm)</w:t>
       </w:r>
       <w:r>
         <w:rPr>
@@ -4305,7 +4740,7 @@
         <w:rPr>
           <w:rStyle w:val="NormalTok"/>
         </w:rPr>
-        <w:t xml:space="preserve">(length_mm)</w:t>
+        <w:t xml:space="preserve">(needle_length_mm)</w:t>
       </w:r>
       <w:r>
         <w:rPr>
@@ -4440,6 +4875,15 @@
       </w:pPr>
       <w:r>
         <w:rPr>
+          <w:rStyle w:val="CommentTok"/>
+        </w:rPr>
+        <w:t xml:space="preserve"># ── Part 4.4 · Two-Sample t-Test ────────────────────────────────────────</w:t>
+      </w:r>
+      <w:r>
+        <w:br/>
+      </w:r>
+      <w:r>
+        <w:rPr>
           <w:rStyle w:val="NormalTok"/>
         </w:rPr>
         <w:t xml:space="preserve">levene_result </w:t>
@@ -4466,7 +4910,7 @@
         <w:rPr>
           <w:rStyle w:val="NormalTok"/>
         </w:rPr>
-        <w:t xml:space="preserve">(length_mm </w:t>
+        <w:t xml:space="preserve">(needle_length_mm </w:t>
       </w:r>
       <w:r>
         <w:rPr>
@@ -4502,7 +4946,7 @@
         <w:rPr>
           <w:rStyle w:val="NormalTok"/>
         </w:rPr>
-        <w:t xml:space="preserve"> ps_df)</w:t>
+        <w:t xml:space="preserve"> p_df)</w:t>
       </w:r>
       <w:r>
         <w:br/>
@@ -4579,6 +5023,15 @@
         <w:rPr>
           <w:rStyle w:val="CommentTok"/>
         </w:rPr>
+        <w:t xml:space="preserve"># ── Part 4.5 · Two-Sample t-Test ────────────────────────────────────────</w:t>
+      </w:r>
+      <w:r>
+        <w:br/>
+      </w:r>
+      <w:r>
+        <w:rPr>
+          <w:rStyle w:val="CommentTok"/>
+        </w:rPr>
         <w:t xml:space="preserve"># Standard t-test (equal variances assumed)</w:t>
       </w:r>
       <w:r>
@@ -4612,7 +5065,7 @@
         <w:rPr>
           <w:rStyle w:val="NormalTok"/>
         </w:rPr>
-        <w:t xml:space="preserve">(length_mm </w:t>
+        <w:t xml:space="preserve">(needle_length_mm </w:t>
       </w:r>
       <w:r>
         <w:rPr>
@@ -4636,7 +5089,7 @@
         <w:rPr>
           <w:rStyle w:val="NormalTok"/>
         </w:rPr>
-        <w:t xml:space="preserve"> ps_df, </w:t>
+        <w:t xml:space="preserve"> p_df, </w:t>
       </w:r>
       <w:r>
         <w:rPr>
@@ -4747,7 +5200,7 @@
         <w:rPr>
           <w:rStyle w:val="NormalTok"/>
         </w:rPr>
-        <w:t xml:space="preserve">(length_mm </w:t>
+        <w:t xml:space="preserve">(needle_length_mm </w:t>
       </w:r>
       <w:r>
         <w:rPr>
@@ -4771,7 +5224,7 @@
         <w:rPr>
           <w:rStyle w:val="NormalTok"/>
         </w:rPr>
-        <w:t xml:space="preserve"> ps_df, </w:t>
+        <w:t xml:space="preserve"> p_df, </w:t>
       </w:r>
       <w:r>
         <w:rPr>
@@ -4955,18 +5408,18 @@
                 <wp:inline>
                   <wp:extent cx="152400" cy="152400"/>
                   <wp:effectExtent b="0" l="0" r="0" t="0"/>
-                  <wp:docPr descr="" title="" id="21" name="Picture"/>
+                  <wp:docPr descr="" title="" id="26" name="Picture"/>
                   <a:graphic>
                     <a:graphicData uri="http://schemas.openxmlformats.org/drawingml/2006/picture">
                       <pic:pic>
                         <pic:nvPicPr>
-                          <pic:cNvPr descr="/Applications/Positron.app/Contents/Resources/app/quarto/share/formats/docx/tip.png" id="22" name="Picture"/>
+                          <pic:cNvPr descr="/Applications/Positron.app/Contents/Resources/app/quarto/share/formats/docx/tip.png" id="27" name="Picture"/>
                           <pic:cNvPicPr>
                             <a:picLocks noChangeArrowheads="1" noChangeAspect="1"/>
                           </pic:cNvPicPr>
                         </pic:nvPicPr>
                         <pic:blipFill>
-                          <a:blip r:embed="rId11"/>
+                          <a:blip r:embed="rId16"/>
                           <a:stretch>
                             <a:fillRect/>
                           </a:stretch>
@@ -5202,6 +5655,15 @@
             </w:pPr>
             <w:r>
               <w:rPr>
+                <w:rStyle w:val="CommentTok"/>
+              </w:rPr>
+              <w:t xml:space="preserve"># ── Part 4.6 · Two-Sample t-Test ────────────────────────────────────────</w:t>
+            </w:r>
+            <w:r>
+              <w:br/>
+            </w:r>
+            <w:r>
+              <w:rPr>
                 <w:rStyle w:val="NormalTok"/>
               </w:rPr>
               <w:t xml:space="preserve">n1 </w:t>
@@ -5246,7 +5708,7 @@
               <w:rPr>
                 <w:rStyle w:val="NormalTok"/>
               </w:rPr>
-              <w:t xml:space="preserve">(ps_shady_df</w:t>
+              <w:t xml:space="preserve">(shady_df</w:t>
             </w:r>
             <w:r>
               <w:rPr>
@@ -5258,7 +5720,7 @@
               <w:rPr>
                 <w:rStyle w:val="NormalTok"/>
               </w:rPr>
-              <w:t xml:space="preserve">length_mm)); n2 </w:t>
+              <w:t xml:space="preserve">needle_length_mm)); n2 </w:t>
             </w:r>
             <w:r>
               <w:rPr>
@@ -5300,7 +5762,7 @@
               <w:rPr>
                 <w:rStyle w:val="NormalTok"/>
               </w:rPr>
-              <w:t xml:space="preserve">(ps_sunny_df</w:t>
+              <w:t xml:space="preserve">(sunny_df</w:t>
             </w:r>
             <w:r>
               <w:rPr>
@@ -5312,7 +5774,7 @@
               <w:rPr>
                 <w:rStyle w:val="NormalTok"/>
               </w:rPr>
-              <w:t xml:space="preserve">length_mm))</w:t>
+              <w:t xml:space="preserve">needle_length_mm))</w:t>
             </w:r>
             <w:r>
               <w:br/>
@@ -5345,7 +5807,7 @@
               <w:rPr>
                 <w:rStyle w:val="NormalTok"/>
               </w:rPr>
-              <w:t xml:space="preserve">(ps_shady_df</w:t>
+              <w:t xml:space="preserve">(shady_df</w:t>
             </w:r>
             <w:r>
               <w:rPr>
@@ -5357,7 +5819,7 @@
               <w:rPr>
                 <w:rStyle w:val="NormalTok"/>
               </w:rPr>
-              <w:t xml:space="preserve">length_mm); s2 </w:t>
+              <w:t xml:space="preserve">needle_length_mm); s2 </w:t>
             </w:r>
             <w:r>
               <w:rPr>
@@ -5381,7 +5843,7 @@
               <w:rPr>
                 <w:rStyle w:val="NormalTok"/>
               </w:rPr>
-              <w:t xml:space="preserve">(ps_sunny_df</w:t>
+              <w:t xml:space="preserve">(sunny_df</w:t>
             </w:r>
             <w:r>
               <w:rPr>
@@ -5393,7 +5855,7 @@
               <w:rPr>
                 <w:rStyle w:val="NormalTok"/>
               </w:rPr>
-              <w:t xml:space="preserve">length_mm)</w:t>
+              <w:t xml:space="preserve">needle_length_mm)</w:t>
             </w:r>
             <w:r>
               <w:br/>
@@ -5630,7 +6092,7 @@
               <w:rPr>
                 <w:rStyle w:val="NormalTok"/>
               </w:rPr>
-              <w:t xml:space="preserve">(ps_shady_df</w:t>
+              <w:t xml:space="preserve">(shady_df</w:t>
             </w:r>
             <w:r>
               <w:rPr>
@@ -5642,7 +6104,7 @@
               <w:rPr>
                 <w:rStyle w:val="NormalTok"/>
               </w:rPr>
-              <w:t xml:space="preserve">length_mm) </w:t>
+              <w:t xml:space="preserve">needle_length_mm) </w:t>
             </w:r>
             <w:r>
               <w:rPr>
@@ -5666,7 +6128,7 @@
               <w:rPr>
                 <w:rStyle w:val="NormalTok"/>
               </w:rPr>
-              <w:t xml:space="preserve">(ps_sunny_df</w:t>
+              <w:t xml:space="preserve">(sunny_df</w:t>
             </w:r>
             <w:r>
               <w:rPr>
@@ -5678,7 +6140,7 @@
               <w:rPr>
                 <w:rStyle w:val="NormalTok"/>
               </w:rPr>
-              <w:t xml:space="preserve">length_mm)) </w:t>
+              <w:t xml:space="preserve">needle_length_mm)) </w:t>
             </w:r>
             <w:r>
               <w:rPr>
@@ -5847,8 +6309,8 @@
         </w:pict>
       </w:r>
     </w:p>
-    <w:bookmarkEnd w:id="23"/>
-    <w:bookmarkStart w:id="26" w:name="part-5-paired-t-test"/>
+    <w:bookmarkEnd w:id="28"/>
+    <w:bookmarkStart w:id="31" w:name="part-5-paired-t-test"/>
     <w:p>
       <w:pPr>
         <w:pStyle w:val="Heading1"/>
@@ -5915,9 +6377,18 @@
       </w:pPr>
       <w:r>
         <w:rPr>
-          <w:rStyle w:val="NormalTok"/>
-        </w:rPr>
-        <w:t xml:space="preserve">ps_wide_df </w:t>
+          <w:rStyle w:val="CommentTok"/>
+        </w:rPr>
+        <w:t xml:space="preserve"># ── Part 5.1 · Paired t-Test ────────────────────────────────────────────</w:t>
+      </w:r>
+      <w:r>
+        <w:br/>
+      </w:r>
+      <w:r>
+        <w:rPr>
+          <w:rStyle w:val="NormalTok"/>
+        </w:rPr>
+        <w:t xml:space="preserve">p_wide_df </w:t>
       </w:r>
       <w:r>
         <w:rPr>
@@ -5929,7 +6400,7 @@
         <w:rPr>
           <w:rStyle w:val="NormalTok"/>
         </w:rPr>
-        <w:t xml:space="preserve"> ps_df </w:t>
+        <w:t xml:space="preserve"> p_df </w:t>
       </w:r>
       <w:r>
         <w:rPr>
@@ -6010,7 +6481,7 @@
         <w:rPr>
           <w:rStyle w:val="NormalTok"/>
         </w:rPr>
-        <w:t xml:space="preserve"> length_mm</w:t>
+        <w:t xml:space="preserve"> needle_length_mm</w:t>
       </w:r>
       <w:r>
         <w:br/>
@@ -6029,6 +6500,15 @@
       </w:r>
       <w:r>
         <w:rPr>
+          <w:rStyle w:val="CommentTok"/>
+        </w:rPr>
+        <w:t xml:space="preserve"># shady first, then sunny — the same order the two-sample test used</w:t>
+      </w:r>
+      <w:r>
+        <w:br/>
+      </w:r>
+      <w:r>
+        <w:rPr>
           <w:rStyle w:val="NormalTok"/>
         </w:rPr>
         <w:t xml:space="preserve">paired_t_test_result </w:t>
@@ -6055,7 +6535,7 @@
         <w:rPr>
           <w:rStyle w:val="NormalTok"/>
         </w:rPr>
-        <w:t xml:space="preserve">(ps_wide_df</w:t>
+        <w:t xml:space="preserve">(p_wide_df</w:t>
       </w:r>
       <w:r>
         <w:rPr>
@@ -6067,7 +6547,7 @@
         <w:rPr>
           <w:rStyle w:val="NormalTok"/>
         </w:rPr>
-        <w:t xml:space="preserve">sunny, ps_wide_df</w:t>
+        <w:t xml:space="preserve">shady, p_wide_df</w:t>
       </w:r>
       <w:r>
         <w:rPr>
@@ -6079,7 +6559,7 @@
         <w:rPr>
           <w:rStyle w:val="NormalTok"/>
         </w:rPr>
-        <w:t xml:space="preserve">shady, </w:t>
+        <w:t xml:space="preserve">sunny, </w:t>
       </w:r>
       <w:r>
         <w:rPr>
@@ -6189,18 +6669,18 @@
                 <wp:inline>
                   <wp:extent cx="152400" cy="152400"/>
                   <wp:effectExtent b="0" l="0" r="0" t="0"/>
-                  <wp:docPr descr="" title="" id="24" name="Picture"/>
+                  <wp:docPr descr="" title="" id="29" name="Picture"/>
                   <a:graphic>
                     <a:graphicData uri="http://schemas.openxmlformats.org/drawingml/2006/picture">
                       <pic:pic>
                         <pic:nvPicPr>
-                          <pic:cNvPr descr="/Applications/Positron.app/Contents/Resources/app/quarto/share/formats/docx/tip.png" id="25" name="Picture"/>
+                          <pic:cNvPr descr="/Applications/Positron.app/Contents/Resources/app/quarto/share/formats/docx/tip.png" id="30" name="Picture"/>
                           <pic:cNvPicPr>
                             <a:picLocks noChangeArrowheads="1" noChangeAspect="1"/>
                           </pic:cNvPicPr>
                         </pic:nvPicPr>
                         <pic:blipFill>
-                          <a:blip r:embed="rId11"/>
+                          <a:blip r:embed="rId16"/>
                           <a:stretch>
                             <a:fillRect/>
                           </a:stretch>
@@ -6270,6 +6750,15 @@
             </w:pPr>
             <w:r>
               <w:rPr>
+                <w:rStyle w:val="CommentTok"/>
+              </w:rPr>
+              <w:t xml:space="preserve"># ── Part 5.2 · Paired t-Test ────────────────────────────────────────────</w:t>
+            </w:r>
+            <w:r>
+              <w:br/>
+            </w:r>
+            <w:r>
+              <w:rPr>
                 <w:rStyle w:val="FunctionTok"/>
               </w:rPr>
               <w:t xml:space="preserve">cat</w:t>
@@ -6423,8 +6912,8 @@
         </w:pict>
       </w:r>
     </w:p>
-    <w:bookmarkEnd w:id="26"/>
-    <w:bookmarkStart w:id="27" w:name="Xb2dcc29fe1c692ab0fd66fde86ac52f0eeaa79d"/>
+    <w:bookmarkEnd w:id="31"/>
+    <w:bookmarkStart w:id="32" w:name="Xb2dcc29fe1c692ab0fd66fde86ac52f0eeaa79d"/>
     <w:p>
       <w:pPr>
         <w:pStyle w:val="Heading1"/>
@@ -6538,8 +7027,8 @@
         <w:t xml:space="preserve">________________________________________________________</w:t>
       </w:r>
     </w:p>
-    <w:bookmarkEnd w:id="27"/>
-    <w:bookmarkStart w:id="28" w:name="reflection-questions"/>
+    <w:bookmarkEnd w:id="32"/>
+    <w:bookmarkStart w:id="33" w:name="reflection-questions"/>
     <w:p>
       <w:pPr>
         <w:pStyle w:val="Heading1"/>
@@ -6608,8 +7097,8 @@
         <w:t xml:space="preserve">How would you explain the concept of a p-value to someone with no statistical background?</w:t>
       </w:r>
     </w:p>
-    <w:bookmarkEnd w:id="28"/>
-    <w:bookmarkStart w:id="32" w:name="review-and-checkpoint"/>
+    <w:bookmarkEnd w:id="33"/>
+    <w:bookmarkStart w:id="37" w:name="review-and-checkpoint"/>
     <w:p>
       <w:pPr>
         <w:pStyle w:val="Heading1"/>
@@ -6767,18 +7256,18 @@
                 <wp:inline>
                   <wp:extent cx="152400" cy="152400"/>
                   <wp:effectExtent b="0" l="0" r="0" t="0"/>
-                  <wp:docPr descr="" title="" id="30" name="Picture"/>
+                  <wp:docPr descr="" title="" id="35" name="Picture"/>
                   <a:graphic>
                     <a:graphicData uri="http://schemas.openxmlformats.org/drawingml/2006/picture">
                       <pic:pic>
                         <pic:nvPicPr>
-                          <pic:cNvPr descr="/Applications/Positron.app/Contents/Resources/app/quarto/share/formats/docx/note.png" id="31" name="Picture"/>
+                          <pic:cNvPr descr="/Applications/Positron.app/Contents/Resources/app/quarto/share/formats/docx/note.png" id="36" name="Picture"/>
                           <pic:cNvPicPr>
                             <a:picLocks noChangeArrowheads="1" noChangeAspect="1"/>
                           </pic:cNvPicPr>
                         </pic:nvPicPr>
                         <pic:blipFill>
-                          <a:blip r:embed="rId29"/>
+                          <a:blip r:embed="rId34"/>
                           <a:stretch>
                             <a:fillRect/>
                           </a:stretch>
@@ -6912,8 +7401,8 @@
         </w:pict>
       </w:r>
     </w:p>
-    <w:bookmarkEnd w:id="32"/>
-    <w:bookmarkStart w:id="39" w:name="X777dce0eba171ebbc38b8aaf94c33180c53eff2"/>
+    <w:bookmarkEnd w:id="37"/>
+    <w:bookmarkStart w:id="44" w:name="X777dce0eba171ebbc38b8aaf94c33180c53eff2"/>
     <w:p>
       <w:pPr>
         <w:pStyle w:val="Heading1"/>
@@ -6942,7 +7431,7 @@
         <w:t xml:space="preserve">Everything below uses the exact same tests you just ran in Parts 3 and 4 — a one-sample and a two-sample t-test — on a new dataset and a new question. This time you decide which version of each test to run and defend that choice yourself; nobody walks you through it step by step.</w:t>
       </w:r>
     </w:p>
-    <w:bookmarkStart w:id="33" w:name="background"/>
+    <w:bookmarkStart w:id="38" w:name="background"/>
     <w:p>
       <w:pPr>
         <w:pStyle w:val="Heading2"/>
@@ -6993,6 +7482,15 @@
       </w:pPr>
       <w:r>
         <w:rPr>
+          <w:rStyle w:val="CommentTok"/>
+        </w:rPr>
+        <w:t xml:space="preserve"># ── Part 7.1 · Take-Home Extension ──────────────────────────────────────</w:t>
+      </w:r>
+      <w:r>
+        <w:br/>
+      </w:r>
+      <w:r>
+        <w:rPr>
           <w:rStyle w:val="NormalTok"/>
         </w:rPr>
         <w:t xml:space="preserve">mice_df </w:t>
@@ -7049,8 +7547,8 @@
         <w:t xml:space="preserve">(mice_df)</w:t>
       </w:r>
     </w:p>
-    <w:bookmarkEnd w:id="33"/>
-    <w:bookmarkStart w:id="34" w:name="task-a-one-sample-question"/>
+    <w:bookmarkEnd w:id="38"/>
+    <w:bookmarkStart w:id="39" w:name="task-a-one-sample-question"/>
     <w:p>
       <w:pPr>
         <w:pStyle w:val="Heading2"/>
@@ -7177,6 +7675,15 @@
         <w:rPr>
           <w:rStyle w:val="CommentTok"/>
         </w:rPr>
+        <w:t xml:space="preserve"># ── Part 7.2 · Take-Home Extension ──────────────────────────────────────</w:t>
+      </w:r>
+      <w:r>
+        <w:br/>
+      </w:r>
+      <w:r>
+        <w:rPr>
+          <w:rStyle w:val="CommentTok"/>
+        </w:rPr>
         <w:t xml:space="preserve"># Write your code here:</w:t>
       </w:r>
     </w:p>
@@ -7209,8 +7716,8 @@
         <w:t xml:space="preserve">________________________________________________________</w:t>
       </w:r>
     </w:p>
-    <w:bookmarkEnd w:id="34"/>
-    <w:bookmarkStart w:id="35" w:name="task-b-two-sample-question"/>
+    <w:bookmarkEnd w:id="39"/>
+    <w:bookmarkStart w:id="40" w:name="task-b-two-sample-question"/>
     <w:p>
       <w:pPr>
         <w:pStyle w:val="Heading2"/>
@@ -7325,6 +7832,15 @@
         <w:rPr>
           <w:rStyle w:val="CommentTok"/>
         </w:rPr>
+        <w:t xml:space="preserve"># ── Part 7.3 · Take-Home Extension ──────────────────────────────────────</w:t>
+      </w:r>
+      <w:r>
+        <w:br/>
+      </w:r>
+      <w:r>
+        <w:rPr>
+          <w:rStyle w:val="CommentTok"/>
+        </w:rPr>
         <w:t xml:space="preserve"># Write your code here:</w:t>
       </w:r>
     </w:p>
@@ -7357,8 +7873,8 @@
         <w:t xml:space="preserve">________________________________________________________</w:t>
       </w:r>
     </w:p>
-    <w:bookmarkEnd w:id="35"/>
-    <w:bookmarkStart w:id="38" w:name="final-figure"/>
+    <w:bookmarkEnd w:id="40"/>
+    <w:bookmarkStart w:id="43" w:name="final-figure"/>
     <w:p>
       <w:pPr>
         <w:pStyle w:val="Heading2"/>
@@ -7406,6 +7922,15 @@
       <w:pPr>
         <w:pStyle w:val="SourceCode"/>
       </w:pPr>
+      <w:r>
+        <w:rPr>
+          <w:rStyle w:val="CommentTok"/>
+        </w:rPr>
+        <w:t xml:space="preserve"># ── Part 7.4 · Take-Home Extension ──────────────────────────────────────</w:t>
+      </w:r>
+      <w:r>
+        <w:br/>
+      </w:r>
       <w:r>
         <w:rPr>
           <w:rStyle w:val="CommentTok"/>
@@ -7454,18 +7979,18 @@
                 <wp:inline>
                   <wp:extent cx="152400" cy="152400"/>
                   <wp:effectExtent b="0" l="0" r="0" t="0"/>
-                  <wp:docPr descr="" title="" id="36" name="Picture"/>
+                  <wp:docPr descr="" title="" id="41" name="Picture"/>
                   <a:graphic>
                     <a:graphicData uri="http://schemas.openxmlformats.org/drawingml/2006/picture">
                       <pic:pic>
                         <pic:nvPicPr>
-                          <pic:cNvPr descr="/Applications/Positron.app/Contents/Resources/app/quarto/share/formats/docx/note.png" id="37" name="Picture"/>
+                          <pic:cNvPr descr="/Applications/Positron.app/Contents/Resources/app/quarto/share/formats/docx/note.png" id="42" name="Picture"/>
                           <pic:cNvPicPr>
                             <a:picLocks noChangeArrowheads="1" noChangeAspect="1"/>
                           </pic:cNvPicPr>
                         </pic:nvPicPr>
                         <pic:blipFill>
-                          <a:blip r:embed="rId29"/>
+                          <a:blip r:embed="rId34"/>
                           <a:stretch>
                             <a:fillRect/>
                           </a:stretch>
@@ -7620,9 +8145,9 @@
         </w:pict>
       </w:r>
     </w:p>
-    <w:bookmarkEnd w:id="38"/>
-    <w:bookmarkEnd w:id="39"/>
-    <w:bookmarkStart w:id="40" w:name="getting-unstuck"/>
+    <w:bookmarkEnd w:id="43"/>
+    <w:bookmarkEnd w:id="44"/>
+    <w:bookmarkStart w:id="45" w:name="getting-unstuck"/>
     <w:p>
       <w:pPr>
         <w:pStyle w:val="Heading1"/>
@@ -7848,7 +8373,7 @@
         </w:pict>
       </w:r>
     </w:p>
-    <w:bookmarkEnd w:id="40"/>
+    <w:bookmarkEnd w:id="45"/>
     <w:sectPr>
       <w:pgSz w:h="15840" w:w="12240"/>
       <w:pgMar w:bottom="1440" w:footer="720" w:gutter="0" w:header="720" w:left="1440" w:right="1440" w:top="1440"/>

--- a/docs/content/t_tests/t_tests_activity.docx
+++ b/docs/content/t_tests/t_tests_activity.docx
@@ -9848,7 +9848,7 @@
         <w:bottom w:color="FF0000" w:space="1" w:sz="8" w:val="single"/>
         <w:right w:color="FF0000" w:space="4" w:sz="8" w:val="single"/>
       </w:pBdr>
-      <w:shd w:color="auto" w:fill="auto" w:val="pct15"/>
+      <w:shd w:color="auto" w:fill="FBFBFB" w:val="clear"/>
       <w:spacing w:after="120" w:before="120"/>
       <w:ind w:left="432" w:right="432"/>
     </w:pPr>
@@ -9864,12 +9864,12 @@
     <w:rsid w:val="00771E03"/>
     <w:pPr>
       <w:pBdr>
-        <w:top w:color="auto" w:space="1" w:sz="8" w:val="single"/>
-        <w:left w:color="auto" w:space="4" w:sz="8" w:val="single"/>
-        <w:bottom w:color="auto" w:space="1" w:sz="8" w:val="single"/>
-        <w:right w:color="auto" w:space="4" w:sz="8" w:val="single"/>
+        <w:top w:color="BFBFBF" w:space="1" w:sz="6" w:val="single"/>
+        <w:left w:color="BFBFBF" w:space="4" w:sz="6" w:val="single"/>
+        <w:bottom w:color="BFBFBF" w:space="1" w:sz="6" w:val="single"/>
+        <w:right w:color="BFBFBF" w:space="4" w:sz="6" w:val="single"/>
       </w:pBdr>
-      <w:shd w:color="auto" w:fill="auto" w:val="pct15"/>
+      <w:shd w:color="auto" w:fill="FBFBFB" w:val="clear"/>
       <w:spacing w:after="240" w:before="240"/>
       <w:ind w:left="432" w:right="432"/>
     </w:pPr>
@@ -9884,7 +9884,13 @@
     <w:qFormat/>
     <w:rsid w:val="00771E03"/>
     <w:pPr>
-      <w:shd w:color="auto" w:fill="auto" w:val="pct15"/>
+      <w:pBdr>
+        <w:top w:color="BFBFBF" w:space="1" w:sz="6" w:val="single"/>
+        <w:left w:color="BFBFBF" w:space="4" w:sz="6" w:val="single"/>
+        <w:bottom w:color="BFBFBF" w:space="1" w:sz="6" w:val="single"/>
+        <w:right w:color="BFBFBF" w:space="4" w:sz="6" w:val="single"/>
+      </w:pBdr>
+      <w:shd w:color="auto" w:fill="FBFBFB" w:val="clear"/>
       <w:spacing w:after="240" w:before="240"/>
       <w:ind w:left="432" w:right="432"/>
     </w:pPr>

--- a/docs/content/t_tests/t_tests_activity.docx
+++ b/docs/content/t_tests/t_tests_activity.docx
@@ -1871,7 +1871,7 @@
               <w:rPr>
                 <w:rStyle w:val="CommentTok"/>
               </w:rPr>
-              <w:t xml:space="preserve"># Write your code here:</w:t>
+              <w:t xml:space="preserve"># Write your code in the R script:</w:t>
             </w:r>
           </w:p>
           <w:p/>
@@ -2146,9 +2146,11 @@
       <w:r>
         <w:t xml:space="preserve">For the Shapiro-Wilk test, what is the null hypothesis? Do we want a significant or a non-significant result here?</w:t>
       </w:r>
-      <w:r>
-        <w:t xml:space="preserve"> </w:t>
-      </w:r>
+    </w:p>
+    <w:p>
+      <w:pPr>
+        <w:pStyle w:val="BodyText"/>
+      </w:pPr>
       <w:r>
         <w:rPr>
           <w:rStyle w:val="VerbatimChar"/>
@@ -2194,9 +2196,11 @@
       <w:r>
         <w:t xml:space="preserve">(both sides pooled)? What would pooling two groups with different means do to the shape of the distribution?</w:t>
       </w:r>
-      <w:r>
-        <w:t xml:space="preserve"> </w:t>
-      </w:r>
+    </w:p>
+    <w:p>
+      <w:pPr>
+        <w:pStyle w:val="BodyText"/>
+      </w:pPr>
       <w:r>
         <w:rPr>
           <w:rStyle w:val="VerbatimChar"/>
@@ -4981,9 +4985,11 @@
       <w:r>
         <w:t xml:space="preserve">What is the null hypothesis of Levene’s test? Do we want it to be significant or non-significant? Based on your result, should you use the standard t-test or Welch’s t-test?</w:t>
       </w:r>
-      <w:r>
-        <w:t xml:space="preserve"> </w:t>
-      </w:r>
+    </w:p>
+    <w:p>
+      <w:pPr>
+        <w:pStyle w:val="BodyText"/>
+      </w:pPr>
       <w:r>
         <w:rPr>
           <w:rStyle w:val="VerbatimChar"/>
@@ -5316,9 +5322,11 @@
       <w:r>
         <w:t xml:space="preserve">Compare the two results — the t-statistic, degrees of freedom, and p-value. Are your conclusions the same either way?</w:t>
       </w:r>
-      <w:r>
-        <w:t xml:space="preserve"> </w:t>
-      </w:r>
+    </w:p>
+    <w:p>
+      <w:pPr>
+        <w:pStyle w:val="BodyText"/>
+      </w:pPr>
       <w:r>
         <w:rPr>
           <w:rStyle w:val="VerbatimChar"/>
@@ -6618,9 +6626,11 @@
       <w:r>
         <w:t xml:space="preserve">What does pairing control for here that the two-sample test in Part 4 does not?</w:t>
       </w:r>
-      <w:r>
-        <w:t xml:space="preserve"> </w:t>
-      </w:r>
+    </w:p>
+    <w:p>
+      <w:pPr>
+        <w:pStyle w:val="BodyText"/>
+      </w:pPr>
       <w:r>
         <w:rPr>
           <w:rStyle w:val="VerbatimChar"/>
@@ -7684,7 +7694,7 @@
         <w:rPr>
           <w:rStyle w:val="CommentTok"/>
         </w:rPr>
-        <w:t xml:space="preserve"># Write your code here:</w:t>
+        <w:t xml:space="preserve"># Write your code in the R script:</w:t>
       </w:r>
     </w:p>
     <w:p>
@@ -7841,7 +7851,7 @@
         <w:rPr>
           <w:rStyle w:val="CommentTok"/>
         </w:rPr>
-        <w:t xml:space="preserve"># Write your code here:</w:t>
+        <w:t xml:space="preserve"># Write your code in the R script:</w:t>
       </w:r>
     </w:p>
     <w:p>
@@ -7935,7 +7945,7 @@
         <w:rPr>
           <w:rStyle w:val="CommentTok"/>
         </w:rPr>
-        <w:t xml:space="preserve"># Write your code here:</w:t>
+        <w:t xml:space="preserve"># Write your code in the R script:</w:t>
       </w:r>
     </w:p>
     <w:tbl>

--- a/docs/content/t_tests/t_tests_activity.docx
+++ b/docs/content/t_tests/t_tests_activity.docx
@@ -312,7 +312,7 @@
         <w:rPr>
           <w:rStyle w:val="VerbatimChar"/>
         </w:rPr>
-        <w:t xml:space="preserve">05_T_tests.R</w:t>
+        <w:t xml:space="preserve">06_T_tests.R</w:t>
       </w:r>
       <w:r>
         <w:t xml:space="preserve"> </w:t>
@@ -11593,7 +11593,7 @@
               <w:rPr>
                 <w:rStyle w:val="VerbatimChar"/>
               </w:rPr>
-              <w:t xml:space="preserve">05_T_tests.R</w:t>
+              <w:t xml:space="preserve">06_T_tests.R</w:t>
             </w:r>
             <w:r>
               <w:t xml:space="preserve">)</w:t>

--- a/docs/content/t_tests/t_tests_activity.docx
+++ b/docs/content/t_tests/t_tests_activity.docx
@@ -12638,236 +12638,6 @@
     </w:p>
     <w:bookmarkEnd w:id="67"/>
     <w:bookmarkEnd w:id="68"/>
-    <w:bookmarkStart w:id="69" w:name="getting-unstuck"/>
-    <w:p>
-      <w:pPr>
-        <w:pStyle w:val="Heading1"/>
-      </w:pPr>
-      <w:r>
-        <w:t xml:space="preserve">Getting unstuck</w:t>
-      </w:r>
-    </w:p>
-    <w:p>
-      <w:pPr>
-        <w:pStyle w:val="FirstParagraph"/>
-      </w:pPr>
-      <w:r>
-        <w:t xml:space="preserve">When code breaks — and it will, that is normal:</w:t>
-      </w:r>
-    </w:p>
-    <w:p>
-      <w:pPr>
-        <w:pStyle w:val="Compact"/>
-        <w:numPr>
-          <w:ilvl w:val="0"/>
-          <w:numId w:val="1025"/>
-        </w:numPr>
-      </w:pPr>
-      <w:r>
-        <w:rPr>
-          <w:b/>
-          <w:bCs/>
-        </w:rPr>
-        <w:t xml:space="preserve">Read the error message out loud.</w:t>
-      </w:r>
-      <w:r>
-        <w:t xml:space="preserve"> </w:t>
-      </w:r>
-      <w:r>
-        <w:t xml:space="preserve">R usually names the line and the problem.</w:t>
-      </w:r>
-    </w:p>
-    <w:p>
-      <w:pPr>
-        <w:pStyle w:val="Compact"/>
-        <w:numPr>
-          <w:ilvl w:val="0"/>
-          <w:numId w:val="1025"/>
-        </w:numPr>
-      </w:pPr>
-      <w:r>
-        <w:rPr>
-          <w:b/>
-          <w:bCs/>
-        </w:rPr>
-        <w:t xml:space="preserve">Check the usual suspects:</w:t>
-      </w:r>
-      <w:r>
-        <w:t xml:space="preserve"> </w:t>
-      </w:r>
-      <w:r>
-        <w:t xml:space="preserve">did you run</w:t>
-      </w:r>
-      <w:r>
-        <w:t xml:space="preserve"> </w:t>
-      </w:r>
-      <w:r>
-        <w:rPr>
-          <w:rStyle w:val="VerbatimChar"/>
-        </w:rPr>
-        <w:t xml:space="preserve">library(tidyverse)</w:t>
-      </w:r>
-      <w:r>
-        <w:t xml:space="preserve">,</w:t>
-      </w:r>
-      <w:r>
-        <w:t xml:space="preserve"> </w:t>
-      </w:r>
-      <w:r>
-        <w:rPr>
-          <w:rStyle w:val="VerbatimChar"/>
-        </w:rPr>
-        <w:t xml:space="preserve">library(janitor)</w:t>
-      </w:r>
-      <w:r>
-        <w:t xml:space="preserve">,</w:t>
-      </w:r>
-      <w:r>
-        <w:t xml:space="preserve"> </w:t>
-      </w:r>
-      <w:r>
-        <w:rPr>
-          <w:rStyle w:val="VerbatimChar"/>
-        </w:rPr>
-        <w:t xml:space="preserve">library(car)</w:t>
-      </w:r>
-      <w:r>
-        <w:t xml:space="preserve">, and</w:t>
-      </w:r>
-      <w:r>
-        <w:t xml:space="preserve"> </w:t>
-      </w:r>
-      <w:r>
-        <w:rPr>
-          <w:rStyle w:val="VerbatimChar"/>
-        </w:rPr>
-        <w:t xml:space="preserve">source("themes_functions/r_themes_and_functions.R")</w:t>
-      </w:r>
-      <w:r>
-        <w:t xml:space="preserve">? Spelling? A missing</w:t>
-      </w:r>
-      <w:r>
-        <w:t xml:space="preserve"> </w:t>
-      </w:r>
-      <w:r>
-        <w:rPr>
-          <w:rStyle w:val="VerbatimChar"/>
-        </w:rPr>
-        <w:t xml:space="preserve">)</w:t>
-      </w:r>
-      <w:r>
-        <w:t xml:space="preserve"> </w:t>
-      </w:r>
-      <w:r>
-        <w:t xml:space="preserve">or</w:t>
-      </w:r>
-      <w:r>
-        <w:t xml:space="preserve"> </w:t>
-      </w:r>
-      <w:r>
-        <w:rPr>
-          <w:rStyle w:val="VerbatimChar"/>
-        </w:rPr>
-        <w:t xml:space="preserve">%&gt;%</w:t>
-      </w:r>
-      <w:r>
-        <w:t xml:space="preserve"> </w:t>
-      </w:r>
-      <w:r>
-        <w:t xml:space="preserve">at the</w:t>
-      </w:r>
-      <w:r>
-        <w:t xml:space="preserve"> </w:t>
-      </w:r>
-      <w:r>
-        <w:rPr>
-          <w:i/>
-          <w:iCs/>
-        </w:rPr>
-        <w:t xml:space="preserve">start</w:t>
-      </w:r>
-      <w:r>
-        <w:t xml:space="preserve"> </w:t>
-      </w:r>
-      <w:r>
-        <w:t xml:space="preserve">of a line?</w:t>
-      </w:r>
-    </w:p>
-    <w:p>
-      <w:pPr>
-        <w:pStyle w:val="Compact"/>
-        <w:numPr>
-          <w:ilvl w:val="0"/>
-          <w:numId w:val="1025"/>
-        </w:numPr>
-      </w:pPr>
-      <w:r>
-        <w:rPr>
-          <w:rStyle w:val="VerbatimChar"/>
-        </w:rPr>
-        <w:t xml:space="preserve">?function_name</w:t>
-      </w:r>
-      <w:r>
-        <w:t xml:space="preserve"> </w:t>
-      </w:r>
-      <w:r>
-        <w:t xml:space="preserve">opens the built-in help page.</w:t>
-      </w:r>
-    </w:p>
-    <w:p>
-      <w:pPr>
-        <w:pStyle w:val="Compact"/>
-        <w:numPr>
-          <w:ilvl w:val="0"/>
-          <w:numId w:val="1025"/>
-        </w:numPr>
-      </w:pPr>
-      <w:r>
-        <w:rPr>
-          <w:b/>
-          <w:bCs/>
-        </w:rPr>
-        <w:t xml:space="preserve">Bring the exact error</w:t>
-      </w:r>
-      <w:r>
-        <w:t xml:space="preserve"> </w:t>
-      </w:r>
-      <w:r>
-        <w:t xml:space="preserve">(copy-paste it) to class or office hours.</w:t>
-      </w:r>
-    </w:p>
-    <w:p>
-      <w:pPr>
-        <w:pStyle w:val="BlockText"/>
-      </w:pPr>
-      <w:r>
-        <w:t xml:space="preserve">💡</w:t>
-      </w:r>
-      <w:r>
-        <w:t xml:space="preserve"> </w:t>
-      </w:r>
-      <w:r>
-        <w:rPr>
-          <w:b/>
-          <w:bCs/>
-        </w:rPr>
-        <w:t xml:space="preserve">Key idea:</w:t>
-      </w:r>
-      <w:r>
-        <w:t xml:space="preserve"> </w:t>
-      </w:r>
-      <w:r>
-        <w:t xml:space="preserve">Every working scientist googles error messages daily. Getting stuck is not failing — it is the job.</w:t>
-      </w:r>
-    </w:p>
-    <w:p>
-      <w:r>
-        <w:pict>
-          <v:rect style="width:0;height:1.5pt" o:hralign="center" o:hrstd="t" o:hr="t"/>
-        </w:pict>
-      </w:r>
-    </w:p>
-    <w:bookmarkEnd w:id="69"/>
     <w:sectPr>
       <w:pgSz w:h="15840" w:w="12240"/>
       <w:pgMar w:bottom="1440" w:footer="720" w:gutter="0" w:header="720" w:left="1440" w:right="1440" w:top="1440"/>
@@ -13398,36 +13168,6 @@
   </w:num>
   <w:num w:numId="1024">
     <w:abstractNumId w:val="992"/>
-  </w:num>
-  <w:num w:numId="1025">
-    <w:abstractNumId w:val="99411"/>
-    <w:lvlOverride w:ilvl="0">
-      <w:startOverride w:val="1"/>
-    </w:lvlOverride>
-    <w:lvlOverride w:ilvl="1">
-      <w:startOverride w:val="1"/>
-    </w:lvlOverride>
-    <w:lvlOverride w:ilvl="2">
-      <w:startOverride w:val="1"/>
-    </w:lvlOverride>
-    <w:lvlOverride w:ilvl="3">
-      <w:startOverride w:val="1"/>
-    </w:lvlOverride>
-    <w:lvlOverride w:ilvl="4">
-      <w:startOverride w:val="1"/>
-    </w:lvlOverride>
-    <w:lvlOverride w:ilvl="5">
-      <w:startOverride w:val="1"/>
-    </w:lvlOverride>
-    <w:lvlOverride w:ilvl="6">
-      <w:startOverride w:val="1"/>
-    </w:lvlOverride>
-    <w:lvlOverride w:ilvl="7">
-      <w:startOverride w:val="1"/>
-    </w:lvlOverride>
-    <w:lvlOverride w:ilvl="8">
-      <w:startOverride w:val="1"/>
-    </w:lvlOverride>
   </w:num>
 </w:numbering>
 </file>

--- a/docs/content/t_tests/t_tests_activity.docx
+++ b/docs/content/t_tests/t_tests_activity.docx
@@ -26,7 +26,7 @@
         <w:t xml:space="preserve">Bill Perry</w:t>
       </w:r>
     </w:p>
-    <w:bookmarkStart w:id="17" w:name="worksheet-t-tests-one-two-paired"/>
+    <w:bookmarkStart w:id="16" w:name="worksheet-t-tests-one-two-paired"/>
     <w:p>
       <w:pPr>
         <w:pStyle w:val="Heading1"/>
@@ -80,369 +80,6 @@
           <w:t xml:space="preserve">📥 Script skeleton (.R)</w:t>
         </w:r>
       </w:hyperlink>
-    </w:p>
-    <w:p>
-      <w:pPr>
-        <w:pStyle w:val="Heading2"/>
-      </w:pPr>
-      <w:bookmarkStart w:id="13" w:name="how-to-use-this-worksheet"/>
-      <w:r>
-        <w:t xml:space="preserve">How to use this worksheet</w:t>
-      </w:r>
-      <w:bookmarkEnd w:id="13"/>
-    </w:p>
-    <w:p>
-      <w:pPr>
-        <w:pStyle w:val="BlockText"/>
-      </w:pPr>
-      <w:r>
-        <w:t xml:space="preserve">There are</w:t>
-      </w:r>
-      <w:r>
-        <w:t xml:space="preserve"> </w:t>
-      </w:r>
-      <w:r>
-        <w:rPr>
-          <w:b/>
-          <w:bCs/>
-        </w:rPr>
-        <w:t xml:space="preserve">four sections</w:t>
-      </w:r>
-      <w:r>
-        <w:t xml:space="preserve">:</w:t>
-      </w:r>
-    </w:p>
-    <w:p>
-      <w:pPr>
-        <w:pStyle w:val="Compact"/>
-        <w:numPr>
-          <w:ilvl w:val="0"/>
-          <w:numId w:val="1001"/>
-        </w:numPr>
-      </w:pPr>
-      <w:r>
-        <w:rPr>
-          <w:b/>
-          <w:bCs/>
-        </w:rPr>
-        <w:t xml:space="preserve">Read in the data and look at it</w:t>
-      </w:r>
-      <w:r>
-        <w:t xml:space="preserve"> </w:t>
-      </w:r>
-      <w:r>
-        <w:t xml:space="preserve">— all 64 needles first, then the 8 tree means. No tests, just plots</w:t>
-      </w:r>
-    </w:p>
-    <w:p>
-      <w:pPr>
-        <w:pStyle w:val="Compact"/>
-        <w:numPr>
-          <w:ilvl w:val="0"/>
-          <w:numId w:val="1001"/>
-        </w:numPr>
-      </w:pPr>
-      <w:r>
-        <w:rPr>
-          <w:b/>
-          <w:bCs/>
-        </w:rPr>
-        <w:t xml:space="preserve">One-sample t-test</w:t>
-      </w:r>
-      <w:r>
-        <w:t xml:space="preserve"> </w:t>
-      </w:r>
-      <w:r>
-        <w:t xml:space="preserve">— is one group different from a fixed number? (plus the one-tailed variation)</w:t>
-      </w:r>
-    </w:p>
-    <w:p>
-      <w:pPr>
-        <w:pStyle w:val="Compact"/>
-        <w:numPr>
-          <w:ilvl w:val="0"/>
-          <w:numId w:val="1001"/>
-        </w:numPr>
-      </w:pPr>
-      <w:r>
-        <w:rPr>
-          <w:b/>
-          <w:bCs/>
-        </w:rPr>
-        <w:t xml:space="preserve">Two-sample t-test</w:t>
-      </w:r>
-      <w:r>
-        <w:t xml:space="preserve"> </w:t>
-      </w:r>
-      <w:r>
-        <w:t xml:space="preserve">— are the two sides different from each other?</w:t>
-      </w:r>
-    </w:p>
-    <w:p>
-      <w:pPr>
-        <w:pStyle w:val="Compact"/>
-        <w:numPr>
-          <w:ilvl w:val="0"/>
-          <w:numId w:val="1001"/>
-        </w:numPr>
-      </w:pPr>
-      <w:r>
-        <w:rPr>
-          <w:b/>
-          <w:bCs/>
-        </w:rPr>
-        <w:t xml:space="preserve">Paired t-test</w:t>
-      </w:r>
-      <w:r>
-        <w:t xml:space="preserve"> </w:t>
-      </w:r>
-      <w:r>
-        <w:t xml:space="preserve">— is each</w:t>
-      </w:r>
-      <w:r>
-        <w:t xml:space="preserve"> </w:t>
-      </w:r>
-      <w:r>
-        <w:rPr>
-          <w:i/>
-          <w:iCs/>
-        </w:rPr>
-        <w:t xml:space="preserve">tree</w:t>
-      </w:r>
-      <w:r>
-        <w:t xml:space="preserve"> </w:t>
-      </w:r>
-      <w:r>
-        <w:t xml:space="preserve">different on its two sides?</w:t>
-      </w:r>
-    </w:p>
-    <w:p>
-      <w:pPr>
-        <w:pStyle w:val="BlockText"/>
-      </w:pPr>
-      <w:r>
-        <w:t xml:space="preserve">Work through them in order. Type every line of code yourself into the</w:t>
-      </w:r>
-      <w:r>
-        <w:t xml:space="preserve"> </w:t>
-      </w:r>
-      <w:r>
-        <w:rPr>
-          <w:b/>
-          <w:bCs/>
-        </w:rPr>
-        <w:t xml:space="preserve">script skeleton</w:t>
-      </w:r>
-      <w:r>
-        <w:t xml:space="preserve"> </w:t>
-      </w:r>
-      <w:r>
-        <w:t xml:space="preserve">— do not copy-paste from this worksheet. Blocks marked</w:t>
-      </w:r>
-      <w:r>
-        <w:t xml:space="preserve"> </w:t>
-      </w:r>
-      <w:r>
-        <w:rPr>
-          <w:b/>
-          <w:bCs/>
-        </w:rPr>
-        <w:t xml:space="preserve">▶ Run this</w:t>
-      </w:r>
-      <w:r>
-        <w:t xml:space="preserve"> </w:t>
-      </w:r>
-      <w:r>
-        <w:t xml:space="preserve">are code you type and execute. Blocks marked</w:t>
-      </w:r>
-      <w:r>
-        <w:t xml:space="preserve"> </w:t>
-      </w:r>
-      <w:r>
-        <w:rPr>
-          <w:b/>
-          <w:bCs/>
-        </w:rPr>
-        <w:t xml:space="preserve">✏️ Your turn</w:t>
-      </w:r>
-      <w:r>
-        <w:t xml:space="preserve"> </w:t>
-      </w:r>
-      <w:r>
-        <w:t xml:space="preserve">are for you to write in, by hand, on this sheet.</w:t>
-      </w:r>
-    </w:p>
-    <w:p>
-      <w:pPr>
-        <w:pStyle w:val="BlockText"/>
-      </w:pPr>
-      <w:r>
-        <w:rPr>
-          <w:b/>
-          <w:bCs/>
-        </w:rPr>
-        <w:t xml:space="preserve">Before you start:</w:t>
-      </w:r>
-      <w:r>
-        <w:t xml:space="preserve"> </w:t>
-      </w:r>
-      <w:r>
-        <w:t xml:space="preserve">download the</w:t>
-      </w:r>
-      <w:r>
-        <w:t xml:space="preserve"> </w:t>
-      </w:r>
-      <w:r>
-        <w:rPr>
-          <w:b/>
-          <w:bCs/>
-        </w:rPr>
-        <w:t xml:space="preserve">script skeleton</w:t>
-      </w:r>
-      <w:r>
-        <w:t xml:space="preserve"> </w:t>
-      </w:r>
-      <w:r>
-        <w:t xml:space="preserve">from the button above and save it as</w:t>
-      </w:r>
-      <w:r>
-        <w:t xml:space="preserve"> </w:t>
-      </w:r>
-      <w:r>
-        <w:rPr>
-          <w:rStyle w:val="VerbatimChar"/>
-        </w:rPr>
-        <w:t xml:space="preserve">06_T_tests.R</w:t>
-      </w:r>
-      <w:r>
-        <w:t xml:space="preserve"> </w:t>
-      </w:r>
-      <w:r>
-        <w:t xml:space="preserve">in your project’s</w:t>
-      </w:r>
-      <w:r>
-        <w:t xml:space="preserve"> </w:t>
-      </w:r>
-      <w:r>
-        <w:rPr>
-          <w:rStyle w:val="VerbatimChar"/>
-        </w:rPr>
-        <w:t xml:space="preserve">scripts/</w:t>
-      </w:r>
-      <w:r>
-        <w:t xml:space="preserve"> </w:t>
-      </w:r>
-      <w:r>
-        <w:t xml:space="preserve">folder. It already has the</w:t>
-      </w:r>
-      <w:r>
-        <w:t xml:space="preserve"> </w:t>
-      </w:r>
-      <w:r>
-        <w:rPr>
-          <w:rStyle w:val="VerbatimChar"/>
-        </w:rPr>
-        <w:t xml:space="preserve"># ── Part …</w:t>
-      </w:r>
-      <w:r>
-        <w:t xml:space="preserve"> </w:t>
-      </w:r>
-      <w:r>
-        <w:t xml:space="preserve">headers laid out in order, and the blocks you have typed a dozen times — setup, reading the data, averaging away pseudoreplication, the</w:t>
-      </w:r>
-      <w:r>
-        <w:t xml:space="preserve"> </w:t>
-      </w:r>
-      <w:r>
-        <w:rPr>
-          <w:rStyle w:val="VerbatimChar"/>
-        </w:rPr>
-        <w:t xml:space="preserve">summarize()</w:t>
-      </w:r>
-      <w:r>
-        <w:t xml:space="preserve"> </w:t>
-      </w:r>
-      <w:r>
-        <w:t xml:space="preserve">block — are filled in for you. Everything else is blank, and that blank space is the lesson. Work down the worksheet and type your code under the matching header.</w:t>
-      </w:r>
-    </w:p>
-    <w:p>
-      <w:pPr>
-        <w:pStyle w:val="BlockText"/>
-      </w:pPr>
-      <w:r>
-        <w:rPr>
-          <w:b/>
-          <w:bCs/>
-        </w:rPr>
-        <w:t xml:space="preserve">Type the</w:t>
-      </w:r>
-      <w:r>
-        <w:rPr>
-          <w:b/>
-          <w:bCs/>
-        </w:rPr>
-        <w:t xml:space="preserve"> </w:t>
-      </w:r>
-      <w:r>
-        <w:rPr>
-          <w:rStyle w:val="VerbatimChar"/>
-          <w:b/>
-          <w:bCs/>
-        </w:rPr>
-        <w:t xml:space="preserve"># ── Part …</w:t>
-      </w:r>
-      <w:r>
-        <w:rPr>
-          <w:b/>
-          <w:bCs/>
-        </w:rPr>
-        <w:t xml:space="preserve"> </w:t>
-      </w:r>
-      <w:r>
-        <w:rPr>
-          <w:b/>
-          <w:bCs/>
-        </w:rPr>
-        <w:t xml:space="preserve">header comment at the top of each block, too.</w:t>
-      </w:r>
-      <w:r>
-        <w:t xml:space="preserve"> </w:t>
-      </w:r>
-      <w:r>
-        <w:t xml:space="preserve">Those comment lines are not decoration — they are how your script stays navigable, how you find your way back to a block that broke, and how I find your work when I read your script.</w:t>
-      </w:r>
-    </w:p>
-    <w:p>
-      <w:pPr>
-        <w:pStyle w:val="BlockText"/>
-      </w:pPr>
-      <w:r>
-        <w:rPr>
-          <w:b/>
-          <w:bCs/>
-        </w:rPr>
-        <w:t xml:space="preserve">The code here is deliberately bare.</w:t>
-      </w:r>
-      <w:r>
-        <w:t xml:space="preserve"> </w:t>
-      </w:r>
-      <w:r>
-        <w:t xml:space="preserve">No titles, no axis labels, no legends, no colours. That is not an oversight — it is so you can see what each line actually</w:t>
-      </w:r>
-      <w:r>
-        <w:t xml:space="preserve"> </w:t>
-      </w:r>
-      <w:r>
-        <w:rPr>
-          <w:i/>
-          <w:iCs/>
-        </w:rPr>
-        <w:t xml:space="preserve">does</w:t>
-      </w:r>
-      <w:r>
-        <w:t xml:space="preserve">. Once a plot works, dress it up however you like.</w:t>
-      </w:r>
     </w:p>
     <w:tbl>
       <w:tblPr>
@@ -474,7 +111,7 @@
           </w:tcPr>
           <w:p>
             <w:pPr>
-              <w:pStyle w:val="FirstParagraph"/>
+              <w:pStyle w:val="BodyText"/>
             </w:pPr>
             <w:pPr>
               <w:spacing w:before="0" w:after="0"/>
@@ -485,18 +122,18 @@
                 <wp:inline>
                   <wp:extent cx="152400" cy="152400"/>
                   <wp:effectExtent b="0" l="0" r="0" t="0"/>
-                  <wp:docPr descr="" title="" id="15" name="Picture"/>
+                  <wp:docPr descr="" title="" id="14" name="Picture"/>
                   <a:graphic>
                     <a:graphicData uri="http://schemas.openxmlformats.org/drawingml/2006/picture">
                       <pic:pic>
                         <pic:nvPicPr>
-                          <pic:cNvPr descr="/Applications/Positron.app/Contents/Resources/app/quarto/share/formats/docx/important.png" id="16" name="Picture"/>
+                          <pic:cNvPr descr="/Applications/Positron.app/Contents/Resources/app/quarto/share/formats/docx/important.png" id="15" name="Picture"/>
                           <pic:cNvPicPr>
                             <a:picLocks noChangeArrowheads="1" noChangeAspect="1"/>
                           </pic:cNvPicPr>
                         </pic:nvPicPr>
                         <pic:blipFill>
-                          <a:blip r:embed="rId14"/>
+                          <a:blip r:embed="rId13"/>
                           <a:stretch>
                             <a:fillRect/>
                           </a:stretch>
@@ -925,8 +562,8 @@
         </w:pict>
       </w:r>
     </w:p>
-    <w:bookmarkEnd w:id="17"/>
-    <w:bookmarkStart w:id="28" w:name="Xedc9cc0afda31d652fe45ab9b31cce5c15c600e"/>
+    <w:bookmarkEnd w:id="16"/>
+    <w:bookmarkStart w:id="27" w:name="Xedc9cc0afda31d652fe45ab9b31cce5c15c600e"/>
     <w:p>
       <w:pPr>
         <w:pStyle w:val="Heading1"/>
@@ -935,7 +572,7 @@
         <w:t xml:space="preserve">Section 1 · Read In the Data and Look at It</w:t>
       </w:r>
     </w:p>
-    <w:bookmarkStart w:id="18" w:name="setup"/>
+    <w:bookmarkStart w:id="17" w:name="setup"/>
     <w:p>
       <w:pPr>
         <w:pStyle w:val="Heading2"/>
@@ -1125,7 +762,7 @@
         <w:pStyle w:val="Compact"/>
         <w:numPr>
           <w:ilvl w:val="0"/>
-          <w:numId w:val="1002"/>
+          <w:numId w:val="1001"/>
         </w:numPr>
       </w:pPr>
       <w:r>
@@ -1146,7 +783,7 @@
         <w:pStyle w:val="Compact"/>
         <w:numPr>
           <w:ilvl w:val="0"/>
-          <w:numId w:val="1002"/>
+          <w:numId w:val="1001"/>
         </w:numPr>
       </w:pPr>
       <w:r>
@@ -1559,8 +1196,8 @@
         <w:t xml:space="preserve">pane in Positron and look at it there.</w:t>
       </w:r>
     </w:p>
-    <w:bookmarkEnd w:id="18"/>
-    <w:bookmarkStart w:id="19" w:name="look-at-all-the-data-spread"/>
+    <w:bookmarkEnd w:id="17"/>
+    <w:bookmarkStart w:id="18" w:name="look-at-all-the-data-spread"/>
     <w:p>
       <w:pPr>
         <w:pStyle w:val="Heading2"/>
@@ -1944,8 +1581,8 @@
         <w:t xml:space="preserve">points = ________        trees = ________</w:t>
       </w:r>
     </w:p>
-    <w:bookmarkEnd w:id="19"/>
-    <w:bookmarkStart w:id="20" w:name="X4c41144d363fbe636b02789e54f0cd05ad82dd7"/>
+    <w:bookmarkEnd w:id="18"/>
+    <w:bookmarkStart w:id="19" w:name="X4c41144d363fbe636b02789e54f0cd05ad82dd7"/>
     <w:p>
       <w:pPr>
         <w:pStyle w:val="Heading2"/>
@@ -2350,8 +1987,8 @@
         <w:t xml:space="preserve">, eight needles each. The 32 is fake, so the precision is fake. Hold this picture in your head — we fix it next and then plot it again.</w:t>
       </w:r>
     </w:p>
-    <w:bookmarkEnd w:id="20"/>
-    <w:bookmarkStart w:id="21" w:name="average-out-the-pseudoreplication"/>
+    <w:bookmarkEnd w:id="19"/>
+    <w:bookmarkStart w:id="20" w:name="average-out-the-pseudoreplication"/>
     <w:p>
       <w:pPr>
         <w:pStyle w:val="Heading2"/>
@@ -2687,8 +2324,8 @@
         <w:t xml:space="preserve">____________________________________________________________________</w:t>
       </w:r>
     </w:p>
-    <w:bookmarkEnd w:id="21"/>
-    <w:bookmarkStart w:id="22" w:name="summary-statistics-the-long-way"/>
+    <w:bookmarkEnd w:id="20"/>
+    <w:bookmarkStart w:id="21" w:name="summary-statistics-the-long-way"/>
     <w:p>
       <w:pPr>
         <w:pStyle w:val="Heading2"/>
@@ -3053,8 +2690,8 @@
         <w:t xml:space="preserve">stats_df</w:t>
       </w:r>
     </w:p>
-    <w:bookmarkEnd w:id="22"/>
-    <w:bookmarkStart w:id="23" w:name="summary-statistics-the-short-way"/>
+    <w:bookmarkEnd w:id="21"/>
+    <w:bookmarkStart w:id="22" w:name="summary-statistics-the-short-way"/>
     <w:p>
       <w:pPr>
         <w:pStyle w:val="Heading2"/>
@@ -3569,8 +3206,8 @@
         <w:t xml:space="preserve">____________________________________________________________________</w:t>
       </w:r>
     </w:p>
-    <w:bookmarkEnd w:id="23"/>
-    <w:bookmarkStart w:id="24" w:name="the-same-two-plots-after-averaging"/>
+    <w:bookmarkEnd w:id="22"/>
+    <w:bookmarkStart w:id="23" w:name="the-same-two-plots-after-averaging"/>
     <w:p>
       <w:pPr>
         <w:pStyle w:val="Heading2"/>
@@ -4405,8 +4042,8 @@
         <w:t xml:space="preserve">____________________________________________________________________</w:t>
       </w:r>
     </w:p>
-    <w:bookmarkEnd w:id="24"/>
-    <w:bookmarkStart w:id="27" w:name="one-line-per-tree"/>
+    <w:bookmarkEnd w:id="23"/>
+    <w:bookmarkStart w:id="26" w:name="one-line-per-tree"/>
     <w:p>
       <w:pPr>
         <w:pStyle w:val="Heading2"/>
@@ -4722,18 +4359,18 @@
                 <wp:inline>
                   <wp:extent cx="152400" cy="152400"/>
                   <wp:effectExtent b="0" l="0" r="0" t="0"/>
-                  <wp:docPr descr="" title="" id="25" name="Picture"/>
+                  <wp:docPr descr="" title="" id="24" name="Picture"/>
                   <a:graphic>
                     <a:graphicData uri="http://schemas.openxmlformats.org/drawingml/2006/picture">
                       <pic:pic>
                         <pic:nvPicPr>
-                          <pic:cNvPr descr="/Applications/Positron.app/Contents/Resources/app/quarto/share/formats/docx/important.png" id="26" name="Picture"/>
+                          <pic:cNvPr descr="/Applications/Positron.app/Contents/Resources/app/quarto/share/formats/docx/important.png" id="25" name="Picture"/>
                           <pic:cNvPicPr>
                             <a:picLocks noChangeArrowheads="1" noChangeAspect="1"/>
                           </pic:cNvPicPr>
                         </pic:nvPicPr>
                         <pic:blipFill>
-                          <a:blip r:embed="rId14"/>
+                          <a:blip r:embed="rId13"/>
                           <a:stretch>
                             <a:fillRect/>
                           </a:stretch>
@@ -5183,9 +4820,9 @@
         </w:pict>
       </w:r>
     </w:p>
+    <w:bookmarkEnd w:id="26"/>
     <w:bookmarkEnd w:id="27"/>
-    <w:bookmarkEnd w:id="28"/>
-    <w:bookmarkStart w:id="40" w:name="section-2-one-sample-t-test"/>
+    <w:bookmarkStart w:id="39" w:name="section-2-one-sample-t-test"/>
     <w:p>
       <w:pPr>
         <w:pStyle w:val="Heading1"/>
@@ -5234,7 +4871,7 @@
         <w:t xml:space="preserve">side different from the 15 mm reported for this species?</w:t>
       </w:r>
     </w:p>
-    <w:bookmarkStart w:id="29" w:name="just-the-shady-side"/>
+    <w:bookmarkStart w:id="28" w:name="just-the-shady-side"/>
     <w:p>
       <w:pPr>
         <w:pStyle w:val="Heading2"/>
@@ -5347,8 +4984,8 @@
         <w:t xml:space="preserve">shady_df</w:t>
       </w:r>
     </w:p>
-    <w:bookmarkEnd w:id="29"/>
-    <w:bookmarkStart w:id="30" w:name="question-prediction-hypotheses"/>
+    <w:bookmarkEnd w:id="28"/>
+    <w:bookmarkStart w:id="29" w:name="question-prediction-hypotheses"/>
     <w:p>
       <w:pPr>
         <w:pStyle w:val="Heading2"/>
@@ -5404,9 +5041,6 @@
         <w:br/>
       </w:r>
       <w:r>
-        <w:br/>
-      </w:r>
-      <w:r>
         <w:rPr>
           <w:rStyle w:val="VerbatimChar"/>
         </w:rPr>
@@ -5443,9 +5077,6 @@
         <w:br/>
       </w:r>
       <w:r>
-        <w:br/>
-      </w:r>
-      <w:r>
         <w:rPr>
           <w:rStyle w:val="VerbatimChar"/>
         </w:rPr>
@@ -5470,9 +5101,6 @@
         <w:br/>
       </w:r>
       <w:r>
-        <w:br/>
-      </w:r>
-      <w:r>
         <w:rPr>
           <w:rStyle w:val="VerbatimChar"/>
         </w:rPr>
@@ -5489,9 +5117,6 @@
           <w:rStyle w:val="VerbatimChar"/>
         </w:rPr>
         <w:t xml:space="preserve">____________________________________________________________________</w:t>
-      </w:r>
-      <w:r>
-        <w:br/>
       </w:r>
       <w:r>
         <w:br/>
@@ -5541,8 +5166,8 @@
         <w:t xml:space="preserve">n = ________    means estimated = ________    df = ________</w:t>
       </w:r>
     </w:p>
-    <w:bookmarkEnd w:id="30"/>
-    <w:bookmarkStart w:id="31" w:name="check-normality"/>
+    <w:bookmarkEnd w:id="29"/>
+    <w:bookmarkStart w:id="30" w:name="check-normality"/>
     <w:p>
       <w:pPr>
         <w:pStyle w:val="Heading2"/>
@@ -5736,8 +5361,8 @@
         <w:t xml:space="preserve">____________________________________________________________________</w:t>
       </w:r>
     </w:p>
-    <w:bookmarkEnd w:id="31"/>
-    <w:bookmarkStart w:id="32" w:name="run-the-two-tailed-test"/>
+    <w:bookmarkEnd w:id="30"/>
+    <w:bookmarkStart w:id="31" w:name="run-the-two-tailed-test"/>
     <w:p>
       <w:pPr>
         <w:pStyle w:val="Heading2"/>
@@ -5956,8 +5581,8 @@
         <w:t xml:space="preserve">____________________________________________________________________</w:t>
       </w:r>
     </w:p>
-    <w:bookmarkEnd w:id="32"/>
-    <w:bookmarkStart w:id="33" w:name="the-one-tailed-variation"/>
+    <w:bookmarkEnd w:id="31"/>
+    <w:bookmarkStart w:id="32" w:name="the-one-tailed-variation"/>
     <w:p>
       <w:pPr>
         <w:pStyle w:val="Heading2"/>
@@ -6371,8 +5996,8 @@
         <w:t xml:space="preserve">____________________________________________________________________</w:t>
       </w:r>
     </w:p>
-    <w:bookmarkEnd w:id="33"/>
-    <w:bookmarkStart w:id="34" w:name="why-the-one-tailed-p-is-smaller"/>
+    <w:bookmarkEnd w:id="32"/>
+    <w:bookmarkStart w:id="33" w:name="why-the-one-tailed-p-is-smaller"/>
     <w:p>
       <w:pPr>
         <w:pStyle w:val="Heading2"/>
@@ -6571,8 +6196,8 @@
         <w:t xml:space="preserve">____________________________________________________________________</w:t>
       </w:r>
     </w:p>
-    <w:bookmarkEnd w:id="34"/>
-    <w:bookmarkStart w:id="38" w:name="point-it-the-wrong-way-on-purpose"/>
+    <w:bookmarkEnd w:id="33"/>
+    <w:bookmarkStart w:id="37" w:name="point-it-the-wrong-way-on-purpose"/>
     <w:p>
       <w:pPr>
         <w:pStyle w:val="Heading2"/>
@@ -6835,18 +6460,18 @@
                 <wp:inline>
                   <wp:extent cx="152400" cy="152400"/>
                   <wp:effectExtent b="0" l="0" r="0" t="0"/>
-                  <wp:docPr descr="" title="" id="36" name="Picture"/>
+                  <wp:docPr descr="" title="" id="35" name="Picture"/>
                   <a:graphic>
                     <a:graphicData uri="http://schemas.openxmlformats.org/drawingml/2006/picture">
                       <pic:pic>
                         <pic:nvPicPr>
-                          <pic:cNvPr descr="/Applications/Positron.app/Contents/Resources/app/quarto/share/formats/docx/tip.png" id="37" name="Picture"/>
+                          <pic:cNvPr descr="/Applications/Positron.app/Contents/Resources/app/quarto/share/formats/docx/tip.png" id="36" name="Picture"/>
                           <pic:cNvPicPr>
                             <a:picLocks noChangeArrowheads="1" noChangeAspect="1"/>
                           </pic:cNvPicPr>
                         </pic:nvPicPr>
                         <pic:blipFill>
-                          <a:blip r:embed="rId35"/>
+                          <a:blip r:embed="rId34"/>
                           <a:stretch>
                             <a:fillRect/>
                           </a:stretch>
@@ -6987,8 +6612,8 @@
         </w:tc>
       </w:tr>
     </w:tbl>
-    <w:bookmarkEnd w:id="38"/>
-    <w:bookmarkStart w:id="39" w:name="interpretation"/>
+    <w:bookmarkEnd w:id="37"/>
+    <w:bookmarkStart w:id="38" w:name="interpretation"/>
     <w:p>
       <w:pPr>
         <w:pStyle w:val="Heading2"/>
@@ -7036,9 +6661,6 @@
           <w:rStyle w:val="VerbatimChar"/>
         </w:rPr>
         <w:t xml:space="preserve">____________________________________________________________________</w:t>
-      </w:r>
-      <w:r>
-        <w:br/>
       </w:r>
       <w:r>
         <w:br/>
@@ -7155,9 +6777,9 @@
         </w:pict>
       </w:r>
     </w:p>
+    <w:bookmarkEnd w:id="38"/>
     <w:bookmarkEnd w:id="39"/>
-    <w:bookmarkEnd w:id="40"/>
-    <w:bookmarkStart w:id="48" w:name="section-3-two-sample-t-test"/>
+    <w:bookmarkStart w:id="47" w:name="section-3-two-sample-t-test"/>
     <w:p>
       <w:pPr>
         <w:pStyle w:val="Heading1"/>
@@ -7190,7 +6812,7 @@
         <w:t xml:space="preserve">— here, needle length on the sunny side versus the shady side.</w:t>
       </w:r>
     </w:p>
-    <w:bookmarkStart w:id="41" w:name="question-prediction-hypotheses-1"/>
+    <w:bookmarkStart w:id="40" w:name="question-prediction-hypotheses-1"/>
     <w:p>
       <w:pPr>
         <w:pStyle w:val="Heading2"/>
@@ -7270,9 +6892,6 @@
         <w:br/>
       </w:r>
       <w:r>
-        <w:br/>
-      </w:r>
-      <w:r>
         <w:rPr>
           <w:rStyle w:val="VerbatimChar"/>
         </w:rPr>
@@ -7309,9 +6928,6 @@
         <w:br/>
       </w:r>
       <w:r>
-        <w:br/>
-      </w:r>
-      <w:r>
         <w:rPr>
           <w:rStyle w:val="VerbatimChar"/>
         </w:rPr>
@@ -7336,9 +6952,6 @@
         <w:br/>
       </w:r>
       <w:r>
-        <w:br/>
-      </w:r>
-      <w:r>
         <w:rPr>
           <w:rStyle w:val="VerbatimChar"/>
         </w:rPr>
@@ -7355,9 +6968,6 @@
           <w:rStyle w:val="VerbatimChar"/>
         </w:rPr>
         <w:t xml:space="preserve">____________________________________________________________________</w:t>
-      </w:r>
-      <w:r>
-        <w:br/>
       </w:r>
       <w:r>
         <w:br/>
@@ -7465,8 +7075,8 @@
         <w:t xml:space="preserve">____________________________________________________________________</w:t>
       </w:r>
     </w:p>
-    <w:bookmarkEnd w:id="41"/>
-    <w:bookmarkStart w:id="42" w:name="check-normality-within-each-group"/>
+    <w:bookmarkEnd w:id="40"/>
+    <w:bookmarkStart w:id="41" w:name="check-normality-within-each-group"/>
     <w:p>
       <w:pPr>
         <w:pStyle w:val="Heading2"/>
@@ -7738,8 +7348,8 @@
         <w:t xml:space="preserve">With n = 4, Shapiro-Wilk has almost no power — it will pass nearly anything. A high p-value here is not evidence that the data are normal; it is evidence that we do not have enough data to tell. Run it, report it, but lean on the design and the biology.</w:t>
       </w:r>
     </w:p>
-    <w:bookmarkEnd w:id="42"/>
-    <w:bookmarkStart w:id="43" w:name="check-equal-variances"/>
+    <w:bookmarkEnd w:id="41"/>
+    <w:bookmarkStart w:id="42" w:name="check-equal-variances"/>
     <w:p>
       <w:pPr>
         <w:pStyle w:val="Heading2"/>
@@ -7893,8 +7503,8 @@
         <w:t xml:space="preserve">____________________________________________________________________</w:t>
       </w:r>
     </w:p>
-    <w:bookmarkEnd w:id="43"/>
-    <w:bookmarkStart w:id="44" w:name="run-both-versions"/>
+    <w:bookmarkEnd w:id="42"/>
+    <w:bookmarkStart w:id="43" w:name="run-both-versions"/>
     <w:p>
       <w:pPr>
         <w:pStyle w:val="Heading2"/>
@@ -8221,8 +7831,8 @@
         <w:t xml:space="preserve">____________________________________________________________________</w:t>
       </w:r>
     </w:p>
-    <w:bookmarkEnd w:id="44"/>
-    <w:bookmarkStart w:id="47" w:name="interpretation-1"/>
+    <w:bookmarkEnd w:id="43"/>
+    <w:bookmarkStart w:id="46" w:name="interpretation-1"/>
     <w:p>
       <w:pPr>
         <w:pStyle w:val="Heading2"/>
@@ -8284,9 +7894,6 @@
         <w:br/>
       </w:r>
       <w:r>
-        <w:br/>
-      </w:r>
-      <w:r>
         <w:rPr>
           <w:rStyle w:val="VerbatimChar"/>
         </w:rPr>
@@ -8324,9 +7931,6 @@
           <w:rStyle w:val="VerbatimChar"/>
         </w:rPr>
         <w:t xml:space="preserve">____________________________________________________________________</w:t>
-      </w:r>
-      <w:r>
-        <w:br/>
       </w:r>
       <w:r>
         <w:br/>
@@ -8493,18 +8097,18 @@
                 <wp:inline>
                   <wp:extent cx="152400" cy="152400"/>
                   <wp:effectExtent b="0" l="0" r="0" t="0"/>
-                  <wp:docPr descr="" title="" id="45" name="Picture"/>
+                  <wp:docPr descr="" title="" id="44" name="Picture"/>
                   <a:graphic>
                     <a:graphicData uri="http://schemas.openxmlformats.org/drawingml/2006/picture">
                       <pic:pic>
                         <pic:nvPicPr>
-                          <pic:cNvPr descr="/Applications/Positron.app/Contents/Resources/app/quarto/share/formats/docx/tip.png" id="46" name="Picture"/>
+                          <pic:cNvPr descr="/Applications/Positron.app/Contents/Resources/app/quarto/share/formats/docx/tip.png" id="45" name="Picture"/>
                           <pic:cNvPicPr>
                             <a:picLocks noChangeArrowheads="1" noChangeAspect="1"/>
                           </pic:cNvPicPr>
                         </pic:nvPicPr>
                         <pic:blipFill>
-                          <a:blip r:embed="rId35"/>
+                          <a:blip r:embed="rId34"/>
                           <a:stretch>
                             <a:fillRect/>
                           </a:stretch>
@@ -9428,9 +9032,9 @@
         </w:pict>
       </w:r>
     </w:p>
+    <w:bookmarkEnd w:id="46"/>
     <w:bookmarkEnd w:id="47"/>
-    <w:bookmarkEnd w:id="48"/>
-    <w:bookmarkStart w:id="56" w:name="section-4-paired-t-test"/>
+    <w:bookmarkStart w:id="55" w:name="section-4-paired-t-test"/>
     <w:p>
       <w:pPr>
         <w:pStyle w:val="Heading1"/>
@@ -9495,7 +9099,7 @@
         <w:t xml:space="preserve">between pairs as the data.</w:t>
       </w:r>
     </w:p>
-    <w:bookmarkStart w:id="49" w:name="question-prediction-hypotheses-2"/>
+    <w:bookmarkStart w:id="48" w:name="question-prediction-hypotheses-2"/>
     <w:p>
       <w:pPr>
         <w:pStyle w:val="Heading2"/>
@@ -9572,9 +9176,6 @@
         <w:br/>
       </w:r>
       <w:r>
-        <w:br/>
-      </w:r>
-      <w:r>
         <w:rPr>
           <w:rStyle w:val="VerbatimChar"/>
         </w:rPr>
@@ -9611,9 +9212,6 @@
         <w:br/>
       </w:r>
       <w:r>
-        <w:br/>
-      </w:r>
-      <w:r>
         <w:rPr>
           <w:rStyle w:val="VerbatimChar"/>
         </w:rPr>
@@ -9638,9 +9236,6 @@
         <w:br/>
       </w:r>
       <w:r>
-        <w:br/>
-      </w:r>
-      <w:r>
         <w:rPr>
           <w:rStyle w:val="VerbatimChar"/>
         </w:rPr>
@@ -9665,17 +9260,14 @@
         <w:br/>
       </w:r>
       <w:r>
-        <w:br/>
-      </w:r>
-      <w:r>
         <w:rPr>
           <w:rStyle w:val="VerbatimChar"/>
         </w:rPr>
         <w:t xml:space="preserve">alpha = ____________</w:t>
       </w:r>
     </w:p>
-    <w:bookmarkEnd w:id="49"/>
-    <w:bookmarkStart w:id="50" w:name="reshape-and-run-the-test"/>
+    <w:bookmarkEnd w:id="48"/>
+    <w:bookmarkStart w:id="49" w:name="reshape-and-run-the-test"/>
     <w:p>
       <w:pPr>
         <w:pStyle w:val="Heading2"/>
@@ -10012,8 +9604,8 @@
         <w:t xml:space="preserve">mean difference = ________ mm     (this is ________ minus ________)</w:t>
       </w:r>
     </w:p>
-    <w:bookmarkEnd w:id="50"/>
-    <w:bookmarkStart w:id="51" w:name="same-data-two-different-answers"/>
+    <w:bookmarkEnd w:id="49"/>
+    <w:bookmarkStart w:id="50" w:name="same-data-two-different-answers"/>
     <w:p>
       <w:pPr>
         <w:pStyle w:val="Heading2"/>
@@ -10316,8 +9908,8 @@
         <w:t xml:space="preserve">____________________________________________________________________</w:t>
       </w:r>
     </w:p>
-    <w:bookmarkEnd w:id="51"/>
-    <w:bookmarkStart w:id="52" w:name="a-paired-test-is-a-one-sample-test"/>
+    <w:bookmarkEnd w:id="50"/>
+    <w:bookmarkStart w:id="51" w:name="a-paired-test-is-a-one-sample-test"/>
     <w:p>
       <w:pPr>
         <w:pStyle w:val="Heading2"/>
@@ -10765,8 +10357,8 @@
         <w:t xml:space="preserve">____________________________________________________________________</w:t>
       </w:r>
     </w:p>
-    <w:bookmarkEnd w:id="52"/>
-    <w:bookmarkStart w:id="55" w:name="interpretation-2"/>
+    <w:bookmarkEnd w:id="51"/>
+    <w:bookmarkStart w:id="54" w:name="interpretation-2"/>
     <w:p>
       <w:pPr>
         <w:pStyle w:val="Heading2"/>
@@ -10822,9 +10414,6 @@
         <w:br/>
       </w:r>
       <w:r>
-        <w:br/>
-      </w:r>
-      <w:r>
         <w:rPr>
           <w:rStyle w:val="VerbatimChar"/>
         </w:rPr>
@@ -10862,9 +10451,6 @@
           <w:rStyle w:val="VerbatimChar"/>
         </w:rPr>
         <w:t xml:space="preserve">____________________________________________________________________</w:t>
-      </w:r>
-      <w:r>
-        <w:br/>
       </w:r>
       <w:r>
         <w:br/>
@@ -11015,18 +10601,18 @@
                 <wp:inline>
                   <wp:extent cx="152400" cy="152400"/>
                   <wp:effectExtent b="0" l="0" r="0" t="0"/>
-                  <wp:docPr descr="" title="" id="53" name="Picture"/>
+                  <wp:docPr descr="" title="" id="52" name="Picture"/>
                   <a:graphic>
                     <a:graphicData uri="http://schemas.openxmlformats.org/drawingml/2006/picture">
                       <pic:pic>
                         <pic:nvPicPr>
-                          <pic:cNvPr descr="/Applications/Positron.app/Contents/Resources/app/quarto/share/formats/docx/tip.png" id="54" name="Picture"/>
+                          <pic:cNvPr descr="/Applications/Positron.app/Contents/Resources/app/quarto/share/formats/docx/tip.png" id="53" name="Picture"/>
                           <pic:cNvPicPr>
                             <a:picLocks noChangeArrowheads="1" noChangeAspect="1"/>
                           </pic:cNvPicPr>
                         </pic:nvPicPr>
                         <pic:blipFill>
-                          <a:blip r:embed="rId35"/>
+                          <a:blip r:embed="rId34"/>
                           <a:stretch>
                             <a:fillRect/>
                           </a:stretch>
@@ -11130,15 +10716,93 @@
         </w:pict>
       </w:r>
     </w:p>
+    <w:bookmarkEnd w:id="54"/>
     <w:bookmarkEnd w:id="55"/>
+    <w:bookmarkStart w:id="56" w:name="reflection-questions"/>
+    <w:p>
+      <w:pPr>
+        <w:pStyle w:val="Heading1"/>
+      </w:pPr>
+      <w:r>
+        <w:t xml:space="preserve">Reflection Questions</w:t>
+      </w:r>
+    </w:p>
+    <w:p>
+      <w:pPr>
+        <w:pStyle w:val="Compact"/>
+        <w:numPr>
+          <w:ilvl w:val="0"/>
+          <w:numId w:val="1002"/>
+        </w:numPr>
+      </w:pPr>
+      <w:r>
+        <w:t xml:space="preserve">How does the t-distribution differ from the normal distribution, and why does that matter when you only have 4 trees?</w:t>
+      </w:r>
+    </w:p>
+    <w:p>
+      <w:pPr>
+        <w:pStyle w:val="Compact"/>
+        <w:numPr>
+          <w:ilvl w:val="0"/>
+          <w:numId w:val="1002"/>
+        </w:numPr>
+      </w:pPr>
+      <w:r>
+        <w:t xml:space="preserve">What assumptions must be met to use a t-test, and what alternatives exist if they are violated?</w:t>
+      </w:r>
+    </w:p>
+    <w:p>
+      <w:pPr>
+        <w:pStyle w:val="Compact"/>
+        <w:numPr>
+          <w:ilvl w:val="0"/>
+          <w:numId w:val="1002"/>
+        </w:numPr>
+      </w:pPr>
+      <w:r>
+        <w:t xml:space="preserve">What is the difference between statistical significance and practical importance?</w:t>
+      </w:r>
+    </w:p>
+    <w:p>
+      <w:pPr>
+        <w:pStyle w:val="Compact"/>
+        <w:numPr>
+          <w:ilvl w:val="0"/>
+          <w:numId w:val="1002"/>
+        </w:numPr>
+      </w:pPr>
+      <w:r>
+        <w:t xml:space="preserve">How would your confidence interval change at 99% instead of 95%?</w:t>
+      </w:r>
+    </w:p>
+    <w:p>
+      <w:pPr>
+        <w:pStyle w:val="Compact"/>
+        <w:numPr>
+          <w:ilvl w:val="0"/>
+          <w:numId w:val="1002"/>
+        </w:numPr>
+      </w:pPr>
+      <w:r>
+        <w:t xml:space="preserve">How would you explain a p-value to someone with no statistical background?</w:t>
+      </w:r>
+    </w:p>
     <w:bookmarkEnd w:id="56"/>
-    <w:bookmarkStart w:id="57" w:name="reflection-questions"/>
+    <w:bookmarkStart w:id="60" w:name="review-and-checkpoint"/>
     <w:p>
       <w:pPr>
         <w:pStyle w:val="Heading1"/>
       </w:pPr>
       <w:r>
-        <w:t xml:space="preserve">Reflection Questions</w:t>
+        <w:t xml:space="preserve">Review and checkpoint</w:t>
+      </w:r>
+    </w:p>
+    <w:p>
+      <w:pPr>
+        <w:pStyle w:val="FirstParagraph"/>
+      </w:pPr>
+      <w:r>
+        <w:t xml:space="preserve">At this point you can:</w:t>
       </w:r>
     </w:p>
     <w:p>
@@ -11150,73 +10814,40 @@
         </w:numPr>
       </w:pPr>
       <w:r>
-        <w:t xml:space="preserve">How does the t-distribution differ from the normal distribution, and why does that matter when you only have 4 trees?</w:t>
-      </w:r>
-    </w:p>
-    <w:p>
-      <w:pPr>
-        <w:pStyle w:val="Compact"/>
-        <w:numPr>
-          <w:ilvl w:val="0"/>
-          <w:numId w:val="1003"/>
-        </w:numPr>
-      </w:pPr>
-      <w:r>
-        <w:t xml:space="preserve">What assumptions must be met to use a t-test, and what alternatives exist if they are violated?</w:t>
-      </w:r>
-    </w:p>
-    <w:p>
-      <w:pPr>
-        <w:pStyle w:val="Compact"/>
-        <w:numPr>
-          <w:ilvl w:val="0"/>
-          <w:numId w:val="1003"/>
-        </w:numPr>
-      </w:pPr>
-      <w:r>
-        <w:t xml:space="preserve">What is the difference between statistical significance and practical importance?</w:t>
-      </w:r>
-    </w:p>
-    <w:p>
-      <w:pPr>
-        <w:pStyle w:val="Compact"/>
-        <w:numPr>
-          <w:ilvl w:val="0"/>
-          <w:numId w:val="1003"/>
-        </w:numPr>
-      </w:pPr>
-      <w:r>
-        <w:t xml:space="preserve">How would your confidence interval change at 99% instead of 95%?</w:t>
-      </w:r>
-    </w:p>
-    <w:p>
-      <w:pPr>
-        <w:pStyle w:val="Compact"/>
-        <w:numPr>
-          <w:ilvl w:val="0"/>
-          <w:numId w:val="1003"/>
-        </w:numPr>
-      </w:pPr>
-      <w:r>
-        <w:t xml:space="preserve">How would you explain a p-value to someone with no statistical background?</w:t>
-      </w:r>
-    </w:p>
-    <w:bookmarkEnd w:id="57"/>
-    <w:bookmarkStart w:id="61" w:name="review-and-checkpoint"/>
-    <w:p>
-      <w:pPr>
-        <w:pStyle w:val="Heading1"/>
-      </w:pPr>
-      <w:r>
-        <w:t xml:space="preserve">Review and checkpoint</w:t>
-      </w:r>
-    </w:p>
-    <w:p>
-      <w:pPr>
-        <w:pStyle w:val="FirstParagraph"/>
-      </w:pPr>
-      <w:r>
-        <w:t xml:space="preserve">At this point you can:</w:t>
+        <w:rPr>
+          <w:rStyle w:val="VerbatimChar"/>
+        </w:rPr>
+        <w:t xml:space="preserve">source()</w:t>
+      </w:r>
+      <w:r>
+        <w:t xml:space="preserve"> </w:t>
+      </w:r>
+      <w:r>
+        <w:t xml:space="preserve">a tools script and use</w:t>
+      </w:r>
+      <w:r>
+        <w:t xml:space="preserve"> </w:t>
+      </w:r>
+      <w:r>
+        <w:rPr>
+          <w:rStyle w:val="VerbatimChar"/>
+        </w:rPr>
+        <w:t xml:space="preserve">theme_regular()</w:t>
+      </w:r>
+      <w:r>
+        <w:t xml:space="preserve"> </w:t>
+      </w:r>
+      <w:r>
+        <w:t xml:space="preserve">and</w:t>
+      </w:r>
+      <w:r>
+        <w:t xml:space="preserve"> </w:t>
+      </w:r>
+      <w:r>
+        <w:rPr>
+          <w:rStyle w:val="VerbatimChar"/>
+        </w:rPr>
+        <w:t xml:space="preserve">summary_stats()</w:t>
       </w:r>
     </w:p>
     <w:p>
@@ -11228,40 +10859,7 @@
         </w:numPr>
       </w:pPr>
       <w:r>
-        <w:rPr>
-          <w:rStyle w:val="VerbatimChar"/>
-        </w:rPr>
-        <w:t xml:space="preserve">source()</w:t>
-      </w:r>
-      <w:r>
-        <w:t xml:space="preserve"> </w:t>
-      </w:r>
-      <w:r>
-        <w:t xml:space="preserve">a tools script and use</w:t>
-      </w:r>
-      <w:r>
-        <w:t xml:space="preserve"> </w:t>
-      </w:r>
-      <w:r>
-        <w:rPr>
-          <w:rStyle w:val="VerbatimChar"/>
-        </w:rPr>
-        <w:t xml:space="preserve">theme_regular()</w:t>
-      </w:r>
-      <w:r>
-        <w:t xml:space="preserve"> </w:t>
-      </w:r>
-      <w:r>
-        <w:t xml:space="preserve">and</w:t>
-      </w:r>
-      <w:r>
-        <w:t xml:space="preserve"> </w:t>
-      </w:r>
-      <w:r>
-        <w:rPr>
-          <w:rStyle w:val="VerbatimChar"/>
-        </w:rPr>
-        <w:t xml:space="preserve">summary_stats()</w:t>
+        <w:t xml:space="preserve">Average away pseudoreplication before you analyse anything</w:t>
       </w:r>
     </w:p>
     <w:p>
@@ -11273,7 +10871,23 @@
         </w:numPr>
       </w:pPr>
       <w:r>
-        <w:t xml:space="preserve">Average away pseudoreplication before you analyse anything</w:t>
+        <w:t xml:space="preserve">Write the question, the prediction, H₀, Hₐ and α</w:t>
+      </w:r>
+      <w:r>
+        <w:t xml:space="preserve"> </w:t>
+      </w:r>
+      <w:r>
+        <w:rPr>
+          <w:i/>
+          <w:iCs/>
+        </w:rPr>
+        <w:t xml:space="preserve">before</w:t>
+      </w:r>
+      <w:r>
+        <w:t xml:space="preserve"> </w:t>
+      </w:r>
+      <w:r>
+        <w:t xml:space="preserve">running a test</w:t>
       </w:r>
     </w:p>
     <w:p>
@@ -11285,23 +10899,7 @@
         </w:numPr>
       </w:pPr>
       <w:r>
-        <w:t xml:space="preserve">Write the question, the prediction, H₀, Hₐ and α</w:t>
-      </w:r>
-      <w:r>
-        <w:t xml:space="preserve"> </w:t>
-      </w:r>
-      <w:r>
-        <w:rPr>
-          <w:i/>
-          <w:iCs/>
-        </w:rPr>
-        <w:t xml:space="preserve">before</w:t>
-      </w:r>
-      <w:r>
-        <w:t xml:space="preserve"> </w:t>
-      </w:r>
-      <w:r>
-        <w:t xml:space="preserve">running a test</w:t>
+        <w:t xml:space="preserve">Make a boxplot with the data in front of it, and a mean ± SE plot</w:t>
       </w:r>
     </w:p>
     <w:p>
@@ -11313,7 +10911,7 @@
         </w:numPr>
       </w:pPr>
       <w:r>
-        <w:t xml:space="preserve">Make a boxplot with the data in front of it, and a mean ± SE plot</w:t>
+        <w:t xml:space="preserve">Show what averaging away pseudoreplication does to the means and to the standard errors</w:t>
       </w:r>
     </w:p>
     <w:p>
@@ -11325,7 +10923,7 @@
         </w:numPr>
       </w:pPr>
       <w:r>
-        <w:t xml:space="preserve">Show what averaging away pseudoreplication does to the means and to the standard errors</w:t>
+        <w:t xml:space="preserve">Check normality with Shapiro-Wilk and equal variances with Levene’s test</w:t>
       </w:r>
     </w:p>
     <w:p>
@@ -11337,7 +10935,7 @@
         </w:numPr>
       </w:pPr>
       <w:r>
-        <w:t xml:space="preserve">Check normality with Shapiro-Wilk and equal variances with Levene’s test</w:t>
+        <w:t xml:space="preserve">Run and interpret a one-sample t-test, two-tailed and one-tailed</w:t>
       </w:r>
     </w:p>
     <w:p>
@@ -11349,7 +10947,7 @@
         </w:numPr>
       </w:pPr>
       <w:r>
-        <w:t xml:space="preserve">Run and interpret a one-sample t-test, two-tailed and one-tailed</w:t>
+        <w:t xml:space="preserve">Say when a one-tailed test is honest, and when it is cheating</w:t>
       </w:r>
     </w:p>
     <w:p>
@@ -11361,7 +10959,7 @@
         </w:numPr>
       </w:pPr>
       <w:r>
-        <w:t xml:space="preserve">Say when a one-tailed test is honest, and when it is cheating</w:t>
+        <w:t xml:space="preserve">Choose between the standard and Welch’s two-sample t-test, and say why</w:t>
       </w:r>
     </w:p>
     <w:p>
@@ -11373,7 +10971,7 @@
         </w:numPr>
       </w:pPr>
       <w:r>
-        <w:t xml:space="preserve">Choose between the standard and Welch’s two-sample t-test, and say why</w:t>
+        <w:t xml:space="preserve">Run and interpret a paired t-test, and explain why it is often more powerful</w:t>
       </w:r>
     </w:p>
     <w:p>
@@ -11385,7 +10983,7 @@
         </w:numPr>
       </w:pPr>
       <w:r>
-        <w:t xml:space="preserve">Run and interpret a paired t-test, and explain why it is often more powerful</w:t>
+        <w:t xml:space="preserve">Show that a paired t-test is a one-sample t-test on the differences against 0</w:t>
       </w:r>
     </w:p>
     <w:p>
@@ -11397,7 +10995,7 @@
         </w:numPr>
       </w:pPr>
       <w:r>
-        <w:t xml:space="preserve">Show that a paired t-test is a one-sample t-test on the differences against 0</w:t>
+        <w:t xml:space="preserve">Say where the df comes from for a one-sample, two-sample, Welch’s, and paired t-test</w:t>
       </w:r>
     </w:p>
     <w:p>
@@ -11406,18 +11004,6 @@
         <w:numPr>
           <w:ilvl w:val="0"/>
           <w:numId w:val="1015"/>
-        </w:numPr>
-      </w:pPr>
-      <w:r>
-        <w:t xml:space="preserve">Say where the df comes from for a one-sample, two-sample, Welch’s, and paired t-test</w:t>
-      </w:r>
-    </w:p>
-    <w:p>
-      <w:pPr>
-        <w:pStyle w:val="Compact"/>
-        <w:numPr>
-          <w:ilvl w:val="0"/>
-          <w:numId w:val="1016"/>
         </w:numPr>
       </w:pPr>
       <w:r>
@@ -11477,18 +11063,18 @@
                 <wp:inline>
                   <wp:extent cx="152400" cy="152400"/>
                   <wp:effectExtent b="0" l="0" r="0" t="0"/>
-                  <wp:docPr descr="" title="" id="59" name="Picture"/>
+                  <wp:docPr descr="" title="" id="58" name="Picture"/>
                   <a:graphic>
                     <a:graphicData uri="http://schemas.openxmlformats.org/drawingml/2006/picture">
                       <pic:pic>
                         <pic:nvPicPr>
-                          <pic:cNvPr descr="/Applications/Positron.app/Contents/Resources/app/quarto/share/formats/docx/note.png" id="60" name="Picture"/>
+                          <pic:cNvPr descr="/Applications/Positron.app/Contents/Resources/app/quarto/share/formats/docx/note.png" id="59" name="Picture"/>
                           <pic:cNvPicPr>
                             <a:picLocks noChangeArrowheads="1" noChangeAspect="1"/>
                           </pic:cNvPicPr>
                         </pic:nvPicPr>
                         <pic:blipFill>
-                          <a:blip r:embed="rId58"/>
+                          <a:blip r:embed="rId57"/>
                           <a:stretch>
                             <a:fillRect/>
                           </a:stretch>
@@ -11565,7 +11151,7 @@
               <w:pStyle w:val="Compact"/>
               <w:numPr>
                 <w:ilvl w:val="0"/>
-                <w:numId w:val="1017"/>
+                <w:numId w:val="1016"/>
               </w:numPr>
             </w:pPr>
             <w:r>
@@ -11604,7 +11190,7 @@
               <w:pStyle w:val="Compact"/>
               <w:numPr>
                 <w:ilvl w:val="0"/>
-                <w:numId w:val="1017"/>
+                <w:numId w:val="1016"/>
               </w:numPr>
             </w:pPr>
             <w:r>
@@ -11622,8 +11208,8 @@
         </w:pict>
       </w:r>
     </w:p>
-    <w:bookmarkEnd w:id="61"/>
-    <w:bookmarkStart w:id="68" w:name="X17a622007a53ace9456bd305801bb8ac94d118e"/>
+    <w:bookmarkEnd w:id="60"/>
+    <w:bookmarkStart w:id="67" w:name="X17a622007a53ace9456bd305801bb8ac94d118e"/>
     <w:p>
       <w:pPr>
         <w:pStyle w:val="Heading1"/>
@@ -11668,7 +11254,7 @@
         <w:t xml:space="preserve">decide which test to run and defend that choice; nobody walks you through it.</w:t>
       </w:r>
     </w:p>
-    <w:bookmarkStart w:id="62" w:name="background"/>
+    <w:bookmarkStart w:id="61" w:name="background"/>
     <w:p>
       <w:pPr>
         <w:pStyle w:val="Heading2"/>
@@ -11841,8 +11427,8 @@
         <w:t xml:space="preserve">(mass_g))</w:t>
       </w:r>
     </w:p>
-    <w:bookmarkEnd w:id="62"/>
-    <w:bookmarkStart w:id="63" w:name="task-a-a-one-sample-question"/>
+    <w:bookmarkEnd w:id="61"/>
+    <w:bookmarkStart w:id="62" w:name="task-a-a-one-sample-question"/>
     <w:p>
       <w:pPr>
         <w:pStyle w:val="Heading2"/>
@@ -12072,8 +11658,8 @@
         <w:t xml:space="preserve">____________________________________________________________________</w:t>
       </w:r>
     </w:p>
-    <w:bookmarkEnd w:id="63"/>
-    <w:bookmarkStart w:id="64" w:name="task-b-a-two-sample-question"/>
+    <w:bookmarkEnd w:id="62"/>
+    <w:bookmarkStart w:id="63" w:name="task-b-a-two-sample-question"/>
     <w:p>
       <w:pPr>
         <w:pStyle w:val="Heading2"/>
@@ -12351,8 +11937,8 @@
         <w:t xml:space="preserve">____________________________________________________________________</w:t>
       </w:r>
     </w:p>
-    <w:bookmarkEnd w:id="64"/>
-    <w:bookmarkStart w:id="67" w:name="final-figure"/>
+    <w:bookmarkEnd w:id="63"/>
+    <w:bookmarkStart w:id="66" w:name="final-figure"/>
     <w:p>
       <w:pPr>
         <w:pStyle w:val="Heading2"/>
@@ -12458,18 +12044,18 @@
                 <wp:inline>
                   <wp:extent cx="152400" cy="152400"/>
                   <wp:effectExtent b="0" l="0" r="0" t="0"/>
-                  <wp:docPr descr="" title="" id="65" name="Picture"/>
+                  <wp:docPr descr="" title="" id="64" name="Picture"/>
                   <a:graphic>
                     <a:graphicData uri="http://schemas.openxmlformats.org/drawingml/2006/picture">
                       <pic:pic>
                         <pic:nvPicPr>
-                          <pic:cNvPr descr="/Applications/Positron.app/Contents/Resources/app/quarto/share/formats/docx/note.png" id="66" name="Picture"/>
+                          <pic:cNvPr descr="/Applications/Positron.app/Contents/Resources/app/quarto/share/formats/docx/note.png" id="65" name="Picture"/>
                           <pic:cNvPicPr>
                             <a:picLocks noChangeArrowheads="1" noChangeAspect="1"/>
                           </pic:cNvPicPr>
                         </pic:nvPicPr>
                         <pic:blipFill>
-                          <a:blip r:embed="rId58"/>
+                          <a:blip r:embed="rId57"/>
                           <a:stretch>
                             <a:fillRect/>
                           </a:stretch>
@@ -12546,11 +12132,23 @@
               <w:pStyle w:val="Compact"/>
               <w:numPr>
                 <w:ilvl w:val="0"/>
+                <w:numId w:val="1017"/>
+              </w:numPr>
+            </w:pPr>
+            <w:r>
+              <w:t xml:space="preserve">The question</w:t>
+            </w:r>
+          </w:p>
+          <w:p>
+            <w:pPr>
+              <w:pStyle w:val="Compact"/>
+              <w:numPr>
+                <w:ilvl w:val="0"/>
                 <w:numId w:val="1018"/>
               </w:numPr>
             </w:pPr>
             <w:r>
-              <w:t xml:space="preserve">The question</w:t>
+              <w:t xml:space="preserve">Your prediction, and the biology behind it</w:t>
             </w:r>
           </w:p>
           <w:p>
@@ -12562,7 +12160,7 @@
               </w:numPr>
             </w:pPr>
             <w:r>
-              <w:t xml:space="preserve">Your prediction, and the biology behind it</w:t>
+              <w:t xml:space="preserve">Your hypotheses</w:t>
             </w:r>
           </w:p>
           <w:p>
@@ -12574,7 +12172,7 @@
               </w:numPr>
             </w:pPr>
             <w:r>
-              <w:t xml:space="preserve">Your hypotheses</w:t>
+              <w:t xml:space="preserve">Which test you used, and your justification</w:t>
             </w:r>
           </w:p>
           <w:p>
@@ -12586,7 +12184,7 @@
               </w:numPr>
             </w:pPr>
             <w:r>
-              <w:t xml:space="preserve">Which test you used, and your justification</w:t>
+              <w:t xml:space="preserve">The code and its output</w:t>
             </w:r>
           </w:p>
           <w:p>
@@ -12598,7 +12196,7 @@
               </w:numPr>
             </w:pPr>
             <w:r>
-              <w:t xml:space="preserve">The code and its output</w:t>
+              <w:t xml:space="preserve">Your interpretation of the result</w:t>
             </w:r>
           </w:p>
           <w:p>
@@ -12610,18 +12208,6 @@
               </w:numPr>
             </w:pPr>
             <w:r>
-              <w:t xml:space="preserve">Your interpretation of the result</w:t>
-            </w:r>
-          </w:p>
-          <w:p>
-            <w:pPr>
-              <w:pStyle w:val="Compact"/>
-              <w:numPr>
-                <w:ilvl w:val="0"/>
-                <w:numId w:val="1024"/>
-              </w:numPr>
-            </w:pPr>
-            <w:r>
               <w:t xml:space="preserve">A final figure showing the result</w:t>
             </w:r>
           </w:p>
@@ -12636,11 +12222,11 @@
         </w:pict>
       </w:r>
     </w:p>
+    <w:bookmarkEnd w:id="66"/>
     <w:bookmarkEnd w:id="67"/>
-    <w:bookmarkEnd w:id="68"/>
     <w:sectPr>
       <w:pgSz w:h="15840" w:w="12240"/>
-      <w:pgMar w:bottom="1440" w:footer="720" w:gutter="0" w:header="720" w:left="1440" w:right="1440" w:top="1440"/>
+      <w:pgMar w:bottom="720" w:footer="360" w:gutter="0" w:header="360" w:left="1008" w:right="720" w:top="720"/>
       <w:cols w:space="720"/>
       <w:docGrid w:linePitch="360"/>
     </w:sectPr>
@@ -12749,6 +12335,109 @@
       </w:pPr>
     </w:lvl>
   </w:abstractNum>
+  <w:abstractNum w:abstractNumId="991">
+    <w:nsid w:val="0000A991"/>
+    <w:multiLevelType w:val="multilevel"/>
+    <w:lvl w:ilvl="0">
+      <w:numFmt w:val="bullet"/>
+      <w:lvlText w:val=""/>
+      <w:lvlJc w:val="left"/>
+      <w:pPr>
+        <w:ind w:left="720" w:hanging="360"/>
+      </w:pPr>
+      <w:rPr>
+        <w:rFonts w:ascii="Symbol" w:hAnsi="Symbol" w:cs="Symbol" w:hint="default"/>
+      </w:rPr>
+    </w:lvl>
+    <w:lvl w:ilvl="1">
+      <w:numFmt w:val="bullet"/>
+      <w:lvlText w:val="o"/>
+      <w:lvlJc w:val="left"/>
+      <w:pPr>
+        <w:ind w:left="1440" w:hanging="360"/>
+      </w:pPr>
+      <w:rPr>
+        <w:rFonts w:ascii="Courier New" w:hAnsi="Courier New" w:cs="Courier New" w:hint="default"/>
+      </w:rPr>
+    </w:lvl>
+    <w:lvl w:ilvl="2">
+      <w:numFmt w:val="bullet"/>
+      <w:lvlText w:val=""/>
+      <w:lvlJc w:val="left"/>
+      <w:pPr>
+        <w:ind w:left="2160" w:hanging="360"/>
+      </w:pPr>
+      <w:rPr>
+        <w:rFonts w:ascii="Wingdings" w:hAnsi="Wingdings" w:cs="Wingdings" w:hint="default"/>
+      </w:rPr>
+    </w:lvl>
+    <w:lvl w:ilvl="3">
+      <w:numFmt w:val="bullet"/>
+      <w:lvlText w:val=""/>
+      <w:lvlJc w:val="left"/>
+      <w:pPr>
+        <w:ind w:left="2880" w:hanging="360"/>
+      </w:pPr>
+      <w:rPr>
+        <w:rFonts w:ascii="Symbol" w:hAnsi="Symbol" w:cs="Symbol" w:hint="default"/>
+      </w:rPr>
+    </w:lvl>
+    <w:lvl w:ilvl="4">
+      <w:numFmt w:val="bullet"/>
+      <w:lvlText w:val="o"/>
+      <w:lvlJc w:val="left"/>
+      <w:pPr>
+        <w:ind w:left="3600" w:hanging="360"/>
+      </w:pPr>
+      <w:rPr>
+        <w:rFonts w:ascii="Courier New" w:hAnsi="Courier New" w:cs="Courier New" w:hint="default"/>
+      </w:rPr>
+    </w:lvl>
+    <w:lvl w:ilvl="5">
+      <w:numFmt w:val="bullet"/>
+      <w:lvlText w:val=""/>
+      <w:lvlJc w:val="left"/>
+      <w:pPr>
+        <w:ind w:left="4320" w:hanging="360"/>
+      </w:pPr>
+      <w:rPr>
+        <w:rFonts w:ascii="Wingdings" w:hAnsi="Wingdings" w:cs="Wingdings" w:hint="default"/>
+      </w:rPr>
+    </w:lvl>
+    <w:lvl w:ilvl="6">
+      <w:numFmt w:val="bullet"/>
+      <w:lvlText w:val=""/>
+      <w:lvlJc w:val="left"/>
+      <w:pPr>
+        <w:ind w:left="5040" w:hanging="360"/>
+      </w:pPr>
+      <w:rPr>
+        <w:rFonts w:ascii="Symbol" w:hAnsi="Symbol" w:cs="Symbol" w:hint="default"/>
+      </w:rPr>
+    </w:lvl>
+    <w:lvl w:ilvl="7">
+      <w:numFmt w:val="bullet"/>
+      <w:lvlText w:val="o"/>
+      <w:lvlJc w:val="left"/>
+      <w:pPr>
+        <w:ind w:left="5760" w:hanging="360"/>
+      </w:pPr>
+      <w:rPr>
+        <w:rFonts w:ascii="Courier New" w:hAnsi="Courier New" w:cs="Courier New" w:hint="default"/>
+      </w:rPr>
+    </w:lvl>
+    <w:lvl w:ilvl="8">
+      <w:numFmt w:val="bullet"/>
+      <w:lvlText w:val=""/>
+      <w:lvlJc w:val="left"/>
+      <w:pPr>
+        <w:ind w:left="6480" w:hanging="360"/>
+      </w:pPr>
+      <w:rPr>
+        <w:rFonts w:ascii="Wingdings" w:hAnsi="Wingdings" w:cs="Wingdings" w:hint="default"/>
+      </w:rPr>
+    </w:lvl>
+  </w:abstractNum>
   <w:abstractNum w:abstractNumId="99411">
     <w:nsid w:val="00A99411"/>
     <w:multiLevelType w:val="multilevel"/>
@@ -12832,109 +12521,6 @@
       <w:pPr>
         <w:ind w:left="6480" w:hanging="360"/>
       </w:pPr>
-    </w:lvl>
-  </w:abstractNum>
-  <w:abstractNum w:abstractNumId="991">
-    <w:nsid w:val="0000A991"/>
-    <w:multiLevelType w:val="multilevel"/>
-    <w:lvl w:ilvl="0">
-      <w:numFmt w:val="bullet"/>
-      <w:lvlText w:val=""/>
-      <w:lvlJc w:val="left"/>
-      <w:pPr>
-        <w:ind w:left="720" w:hanging="360"/>
-      </w:pPr>
-      <w:rPr>
-        <w:rFonts w:ascii="Symbol" w:hAnsi="Symbol" w:cs="Symbol" w:hint="default"/>
-      </w:rPr>
-    </w:lvl>
-    <w:lvl w:ilvl="1">
-      <w:numFmt w:val="bullet"/>
-      <w:lvlText w:val="o"/>
-      <w:lvlJc w:val="left"/>
-      <w:pPr>
-        <w:ind w:left="1440" w:hanging="360"/>
-      </w:pPr>
-      <w:rPr>
-        <w:rFonts w:ascii="Courier New" w:hAnsi="Courier New" w:cs="Courier New" w:hint="default"/>
-      </w:rPr>
-    </w:lvl>
-    <w:lvl w:ilvl="2">
-      <w:numFmt w:val="bullet"/>
-      <w:lvlText w:val=""/>
-      <w:lvlJc w:val="left"/>
-      <w:pPr>
-        <w:ind w:left="2160" w:hanging="360"/>
-      </w:pPr>
-      <w:rPr>
-        <w:rFonts w:ascii="Wingdings" w:hAnsi="Wingdings" w:cs="Wingdings" w:hint="default"/>
-      </w:rPr>
-    </w:lvl>
-    <w:lvl w:ilvl="3">
-      <w:numFmt w:val="bullet"/>
-      <w:lvlText w:val=""/>
-      <w:lvlJc w:val="left"/>
-      <w:pPr>
-        <w:ind w:left="2880" w:hanging="360"/>
-      </w:pPr>
-      <w:rPr>
-        <w:rFonts w:ascii="Symbol" w:hAnsi="Symbol" w:cs="Symbol" w:hint="default"/>
-      </w:rPr>
-    </w:lvl>
-    <w:lvl w:ilvl="4">
-      <w:numFmt w:val="bullet"/>
-      <w:lvlText w:val="o"/>
-      <w:lvlJc w:val="left"/>
-      <w:pPr>
-        <w:ind w:left="3600" w:hanging="360"/>
-      </w:pPr>
-      <w:rPr>
-        <w:rFonts w:ascii="Courier New" w:hAnsi="Courier New" w:cs="Courier New" w:hint="default"/>
-      </w:rPr>
-    </w:lvl>
-    <w:lvl w:ilvl="5">
-      <w:numFmt w:val="bullet"/>
-      <w:lvlText w:val=""/>
-      <w:lvlJc w:val="left"/>
-      <w:pPr>
-        <w:ind w:left="4320" w:hanging="360"/>
-      </w:pPr>
-      <w:rPr>
-        <w:rFonts w:ascii="Wingdings" w:hAnsi="Wingdings" w:cs="Wingdings" w:hint="default"/>
-      </w:rPr>
-    </w:lvl>
-    <w:lvl w:ilvl="6">
-      <w:numFmt w:val="bullet"/>
-      <w:lvlText w:val=""/>
-      <w:lvlJc w:val="left"/>
-      <w:pPr>
-        <w:ind w:left="5040" w:hanging="360"/>
-      </w:pPr>
-      <w:rPr>
-        <w:rFonts w:ascii="Symbol" w:hAnsi="Symbol" w:cs="Symbol" w:hint="default"/>
-      </w:rPr>
-    </w:lvl>
-    <w:lvl w:ilvl="7">
-      <w:numFmt w:val="bullet"/>
-      <w:lvlText w:val="o"/>
-      <w:lvlJc w:val="left"/>
-      <w:pPr>
-        <w:ind w:left="5760" w:hanging="360"/>
-      </w:pPr>
-      <w:rPr>
-        <w:rFonts w:ascii="Courier New" w:hAnsi="Courier New" w:cs="Courier New" w:hint="default"/>
-      </w:rPr>
-    </w:lvl>
-    <w:lvl w:ilvl="8">
-      <w:numFmt w:val="bullet"/>
-      <w:lvlText w:val=""/>
-      <w:lvlJc w:val="left"/>
-      <w:pPr>
-        <w:ind w:left="6480" w:hanging="360"/>
-      </w:pPr>
-      <w:rPr>
-        <w:rFonts w:ascii="Wingdings" w:hAnsi="Wingdings" w:cs="Wingdings" w:hint="default"/>
-      </w:rPr>
     </w:lvl>
   </w:abstractNum>
   <w:abstractNum w:abstractNumId="992">
@@ -13017,6 +12603,9 @@
     <w:abstractNumId w:val="990"/>
   </w:num>
   <w:num w:numId="1001">
+    <w:abstractNumId w:val="991"/>
+  </w:num>
+  <w:num w:numId="1002">
     <w:abstractNumId w:val="99411"/>
     <w:lvlOverride w:ilvl="0">
       <w:startOverride w:val="1"/>
@@ -13046,38 +12635,8 @@
       <w:startOverride w:val="1"/>
     </w:lvlOverride>
   </w:num>
-  <w:num w:numId="1002">
-    <w:abstractNumId w:val="991"/>
-  </w:num>
   <w:num w:numId="1003">
-    <w:abstractNumId w:val="99411"/>
-    <w:lvlOverride w:ilvl="0">
-      <w:startOverride w:val="1"/>
-    </w:lvlOverride>
-    <w:lvlOverride w:ilvl="1">
-      <w:startOverride w:val="1"/>
-    </w:lvlOverride>
-    <w:lvlOverride w:ilvl="2">
-      <w:startOverride w:val="1"/>
-    </w:lvlOverride>
-    <w:lvlOverride w:ilvl="3">
-      <w:startOverride w:val="1"/>
-    </w:lvlOverride>
-    <w:lvlOverride w:ilvl="4">
-      <w:startOverride w:val="1"/>
-    </w:lvlOverride>
-    <w:lvlOverride w:ilvl="5">
-      <w:startOverride w:val="1"/>
-    </w:lvlOverride>
-    <w:lvlOverride w:ilvl="6">
-      <w:startOverride w:val="1"/>
-    </w:lvlOverride>
-    <w:lvlOverride w:ilvl="7">
-      <w:startOverride w:val="1"/>
-    </w:lvlOverride>
-    <w:lvlOverride w:ilvl="8">
-      <w:startOverride w:val="1"/>
-    </w:lvlOverride>
+    <w:abstractNumId w:val="992"/>
   </w:num>
   <w:num w:numId="1004">
     <w:abstractNumId w:val="992"/>
@@ -13116,9 +12675,6 @@
     <w:abstractNumId w:val="992"/>
   </w:num>
   <w:num w:numId="1016">
-    <w:abstractNumId w:val="992"/>
-  </w:num>
-  <w:num w:numId="1017">
     <w:abstractNumId w:val="99411"/>
     <w:lvlOverride w:ilvl="0">
       <w:startOverride w:val="1"/>
@@ -13148,6 +12704,9 @@
       <w:startOverride w:val="1"/>
     </w:lvlOverride>
   </w:num>
+  <w:num w:numId="1017">
+    <w:abstractNumId w:val="992"/>
+  </w:num>
   <w:num w:numId="1018">
     <w:abstractNumId w:val="992"/>
   </w:num>
@@ -13166,9 +12725,6 @@
   <w:num w:numId="1023">
     <w:abstractNumId w:val="992"/>
   </w:num>
-  <w:num w:numId="1024">
-    <w:abstractNumId w:val="992"/>
-  </w:num>
 </w:numbering>
 </file>
 
@@ -13185,7 +12741,11 @@
         <w14:ligatures w14:val="standardContextual"/>
       </w:rPr>
     </w:rPrDefault>
-    <w:pPrDefault/>
+    <w:pPrDefault>
+      <w:pPr>
+        <w:spacing w:before="0"/>
+      </w:pPr>
+    </w:pPrDefault>
   </w:docDefaults>
   <w:latentStyles w:count="376" w:defLockedState="0" w:defQFormat="0" w:defSemiHidden="0" w:defUIPriority="99" w:defUnhideWhenUsed="0">
     <w:lsdException w:name="Normal" w:qFormat="1" w:uiPriority="0"/>
@@ -13580,7 +13140,7 @@
     <w:pPr>
       <w:keepNext/>
       <w:keepLines/>
-      <w:spacing w:after="80" w:before="360"/>
+      <w:spacing w:after="80" w:before="120"/>
       <w:outlineLvl w:val="0"/>
     </w:pPr>
     <w:rPr>
@@ -13604,7 +13164,7 @@
     <w:pPr>
       <w:keepNext/>
       <w:keepLines/>
-      <w:spacing w:after="80" w:before="160"/>
+      <w:spacing w:after="80" w:before="100"/>
       <w:outlineLvl w:val="1"/>
     </w:pPr>
     <w:rPr>
@@ -13625,7 +13185,7 @@
     <w:pPr>
       <w:keepNext/>
       <w:keepLines/>
-      <w:spacing w:after="80" w:before="160"/>
+      <w:spacing w:after="80" w:before="80"/>
       <w:outlineLvl w:val="2"/>
     </w:pPr>
     <w:rPr>
@@ -13670,7 +13230,7 @@
     <w:pPr>
       <w:keepNext/>
       <w:keepLines/>
-      <w:spacing w:after="40" w:before="80"/>
+      <w:spacing w:after="40" w:before="60"/>
       <w:outlineLvl w:val="4"/>
     </w:pPr>
     <w:rPr>
@@ -13691,7 +13251,7 @@
     <w:pPr>
       <w:keepNext/>
       <w:keepLines/>
-      <w:spacing w:before="40"/>
+      <w:spacing w:before="60"/>
       <w:outlineLvl w:val="5"/>
     </w:pPr>
     <w:rPr>
@@ -13713,7 +13273,7 @@
     <w:pPr>
       <w:keepNext/>
       <w:keepLines/>
-      <w:spacing w:before="40"/>
+      <w:spacing w:before="60"/>
       <w:outlineLvl w:val="6"/>
     </w:pPr>
     <w:rPr>
@@ -13732,6 +13292,7 @@
     <w:qFormat/>
     <w:rsid w:val="00846576"/>
     <w:pPr>
+      <w:spacing w:before="60"/>
       <w:keepNext/>
       <w:keepLines/>
       <w:outlineLvl w:val="7"/>
@@ -13753,6 +13314,7 @@
     <w:qFormat/>
     <w:rsid w:val="00846576"/>
     <w:pPr>
+      <w:spacing w:before="60"/>
       <w:keepNext/>
       <w:keepLines/>
       <w:outlineLvl w:val="8"/>
@@ -13915,7 +13477,7 @@
     <w:qFormat/>
     <w:rsid w:val="00AF5CF1"/>
     <w:pPr>
-      <w:spacing w:after="80"/>
+      <w:spacing w:after="80" w:before="0"/>
       <w:contextualSpacing/>
     </w:pPr>
     <w:rPr>
@@ -13952,7 +13514,7 @@
       <w:numPr>
         <w:ilvl w:val="1"/>
       </w:numPr>
-      <w:spacing w:after="160"/>
+      <w:spacing w:after="160" w:before="0"/>
     </w:pPr>
     <w:rPr>
       <w:rFonts w:asciiTheme="minorHAnsi" w:cstheme="majorBidi" w:eastAsiaTheme="majorEastAsia" w:hAnsiTheme="minorHAnsi"/>
@@ -13985,7 +13547,7 @@
     <w:qFormat/>
     <w:rsid w:val="00AF5CF1"/>
     <w:pPr>
-      <w:spacing w:after="160" w:before="160"/>
+      <w:spacing w:after="160" w:before="0"/>
       <w:jc w:val="center"/>
     </w:pPr>
     <w:rPr>
@@ -14013,6 +13575,7 @@
     <w:qFormat/>
     <w:rsid w:val="00AF5CF1"/>
     <w:pPr>
+      <w:spacing w:before="0"/>
       <w:ind w:left="720"/>
       <w:contextualSpacing/>
     </w:pPr>
@@ -14042,7 +13605,7 @@
         <w:top w:color="0F4761" w:space="10" w:sz="4" w:themeColor="accent1" w:themeShade="BF" w:val="single"/>
         <w:bottom w:color="0F4761" w:space="10" w:sz="4" w:themeColor="accent1" w:themeShade="BF" w:val="single"/>
       </w:pBdr>
-      <w:spacing w:after="360" w:before="360"/>
+      <w:spacing w:after="360" w:before="0"/>
       <w:ind w:left="864" w:right="864"/>
       <w:jc w:val="center"/>
     </w:pPr>
@@ -14104,7 +13667,7 @@
         <w:right w:color="FF0000" w:space="4" w:sz="8" w:val="single"/>
       </w:pBdr>
       <w:shd w:color="auto" w:fill="FBFBFB" w:val="clear"/>
-      <w:spacing w:after="120" w:before="120"/>
+      <w:spacing w:after="60" w:before="0"/>
       <w:ind w:left="432" w:right="432"/>
     </w:pPr>
     <w:rPr>
@@ -14125,7 +13688,7 @@
         <w:right w:color="BFBFBF" w:space="4" w:sz="6" w:val="single"/>
       </w:pBdr>
       <w:shd w:color="auto" w:fill="FBFBFB" w:val="clear"/>
-      <w:spacing w:after="240" w:before="240"/>
+      <w:spacing w:after="60" w:before="0"/>
       <w:ind w:left="432" w:right="432"/>
     </w:pPr>
     <w:rPr>
@@ -14146,7 +13709,7 @@
         <w:right w:color="BFBFBF" w:space="4" w:sz="6" w:val="single"/>
       </w:pBdr>
       <w:shd w:color="auto" w:fill="FBFBFB" w:val="clear"/>
-      <w:spacing w:after="240" w:before="240"/>
+      <w:spacing w:after="60" w:before="0"/>
       <w:ind w:left="432" w:right="432"/>
     </w:pPr>
     <w:rPr>
@@ -14192,7 +13755,7 @@
     <w:unhideWhenUsed/>
     <w:rsid w:val="00322D32"/>
     <w:pPr>
-      <w:spacing w:after="100"/>
+      <w:spacing w:after="100" w:before="0"/>
     </w:pPr>
   </w:style>
   <w:style w:type="character" w:customStyle="1" w:styleId="KeywordTok">

--- a/docs/content/t_tests/t_tests_activity.docx
+++ b/docs/content/t_tests/t_tests_activity.docx
@@ -12743,7 +12743,7 @@
     </w:rPrDefault>
     <w:pPrDefault>
       <w:pPr>
-        <w:spacing w:before="0"/>
+        <w:spacing w:after="0" w:before="0" w:line="240" w:lineRule="auto"/>
       </w:pPr>
     </w:pPrDefault>
   </w:docDefaults>
